--- a/klagomål/A 60840-2023 FSC-klagomål.docx
+++ b/klagomål/A 60840-2023 FSC-klagomål.docx
@@ -799,7 +799,7 @@
     <w:r>
       <w:tab/>
       <w:tab/>
-      <w:t>2026-04-14</w:t>
+      <w:t>2026-04-15</w:t>
       <w:br/>
       <w:br/>
     </w:r>

--- a/klagomål/A 60840-2023 FSC-klagomål.docx
+++ b/klagomål/A 60840-2023 FSC-klagomål.docx
@@ -799,7 +799,7 @@
     <w:r>
       <w:tab/>
       <w:tab/>
-      <w:t>2026-04-15</w:t>
+      <w:t>2026-04-16</w:t>
       <w:br/>
       <w:br/>
     </w:r>

--- a/klagomål/A 60840-2023 FSC-klagomål.docx
+++ b/klagomål/A 60840-2023 FSC-klagomål.docx
@@ -799,7 +799,7 @@
     <w:r>
       <w:tab/>
       <w:tab/>
-      <w:t>2026-04-16</w:t>
+      <w:t>2026-04-17</w:t>
       <w:br/>
       <w:br/>
     </w:r>

--- a/klagomål/A 60840-2023 FSC-klagomål.docx
+++ b/klagomål/A 60840-2023 FSC-klagomål.docx
@@ -799,7 +799,7 @@
     <w:r>
       <w:tab/>
       <w:tab/>
-      <w:t>2026-04-17</w:t>
+      <w:t>2026-04-18</w:t>
       <w:br/>
       <w:br/>
     </w:r>

--- a/klagomål/A 60840-2023 FSC-klagomål.docx
+++ b/klagomål/A 60840-2023 FSC-klagomål.docx
@@ -799,7 +799,7 @@
     <w:r>
       <w:tab/>
       <w:tab/>
-      <w:t>2026-04-18</w:t>
+      <w:t>2026-04-19</w:t>
       <w:br/>
       <w:br/>
     </w:r>

--- a/klagomål/A 60840-2023 FSC-klagomål.docx
+++ b/klagomål/A 60840-2023 FSC-klagomål.docx
@@ -799,7 +799,7 @@
     <w:r>
       <w:tab/>
       <w:tab/>
-      <w:t>2026-04-19</w:t>
+      <w:t>2026-04-20</w:t>
       <w:br/>
       <w:br/>
     </w:r>

--- a/klagomål/A 60840-2023 FSC-klagomål.docx
+++ b/klagomål/A 60840-2023 FSC-klagomål.docx
@@ -799,7 +799,7 @@
     <w:r>
       <w:tab/>
       <w:tab/>
-      <w:t>2026-04-20</w:t>
+      <w:t>2026-04-21</w:t>
       <w:br/>
       <w:br/>
     </w:r>

--- a/klagomål/A 60840-2023 FSC-klagomål.docx
+++ b/klagomål/A 60840-2023 FSC-klagomål.docx
@@ -799,7 +799,7 @@
     <w:r>
       <w:tab/>
       <w:tab/>
-      <w:t>2026-04-21</w:t>
+      <w:t>2026-04-22</w:t>
       <w:br/>
       <w:br/>
     </w:r>

--- a/klagomål/A 60840-2023 FSC-klagomål.docx
+++ b/klagomål/A 60840-2023 FSC-klagomål.docx
@@ -799,7 +799,7 @@
     <w:r>
       <w:tab/>
       <w:tab/>
-      <w:t>2026-04-22</w:t>
+      <w:t>2026-04-23</w:t>
       <w:br/>
       <w:br/>
     </w:r>

--- a/klagomål/A 60840-2023 FSC-klagomål.docx
+++ b/klagomål/A 60840-2023 FSC-klagomål.docx
@@ -799,7 +799,7 @@
     <w:r>
       <w:tab/>
       <w:tab/>
-      <w:t>2026-04-23</w:t>
+      <w:t>2026-04-24</w:t>
       <w:br/>
       <w:br/>
     </w:r>

--- a/klagomål/A 60840-2023 FSC-klagomål.docx
+++ b/klagomål/A 60840-2023 FSC-klagomål.docx
@@ -799,7 +799,7 @@
     <w:r>
       <w:tab/>
       <w:tab/>
-      <w:t>2026-04-24</w:t>
+      <w:t>2026-04-25</w:t>
       <w:br/>
       <w:br/>
     </w:r>

--- a/klagomål/A 60840-2023 FSC-klagomål.docx
+++ b/klagomål/A 60840-2023 FSC-klagomål.docx
@@ -799,7 +799,7 @@
     <w:r>
       <w:tab/>
       <w:tab/>
-      <w:t>2026-04-25</w:t>
+      <w:t>2026-04-26</w:t>
       <w:br/>
       <w:br/>
     </w:r>

--- a/klagomål/A 60840-2023 FSC-klagomål.docx
+++ b/klagomål/A 60840-2023 FSC-klagomål.docx
@@ -799,7 +799,7 @@
     <w:r>
       <w:tab/>
       <w:tab/>
-      <w:t>2026-04-26</w:t>
+      <w:t>2026-04-27</w:t>
       <w:br/>
       <w:br/>
     </w:r>

--- a/klagomål/A 60840-2023 FSC-klagomål.docx
+++ b/klagomål/A 60840-2023 FSC-klagomål.docx
@@ -799,7 +799,7 @@
     <w:r>
       <w:tab/>
       <w:tab/>
-      <w:t>2026-04-27</w:t>
+      <w:t>2026-04-28</w:t>
       <w:br/>
       <w:br/>
     </w:r>

--- a/klagomål/A 60840-2023 FSC-klagomål.docx
+++ b/klagomål/A 60840-2023 FSC-klagomål.docx
@@ -799,7 +799,7 @@
     <w:r>
       <w:tab/>
       <w:tab/>
-      <w:t>2026-04-28</w:t>
+      <w:t>2026-04-29</w:t>
       <w:br/>
       <w:br/>
     </w:r>

--- a/klagomål/A 60840-2023 FSC-klagomål.docx
+++ b/klagomål/A 60840-2023 FSC-klagomål.docx
@@ -799,7 +799,7 @@
     <w:r>
       <w:tab/>
       <w:tab/>
-      <w:t>2026-04-29</w:t>
+      <w:t>2026-04-30</w:t>
       <w:br/>
       <w:br/>
     </w:r>

--- a/klagomål/A 60840-2023 FSC-klagomål.docx
+++ b/klagomål/A 60840-2023 FSC-klagomål.docx
@@ -1055,7 +1055,7 @@
     <w:r>
       <w:tab/>
       <w:tab/>
-      <w:t>2026-05-16</w:t>
+      <w:t>2026-05-17</w:t>
       <w:br/>
       <w:br/>
     </w:r>

--- a/klagomål/A 60840-2023 FSC-klagomål.docx
+++ b/klagomål/A 60840-2023 FSC-klagomål.docx
@@ -1055,7 +1055,7 @@
     <w:r>
       <w:tab/>
       <w:tab/>
-      <w:t>2026-05-17</w:t>
+      <w:t>2026-05-18</w:t>
       <w:br/>
       <w:br/>
     </w:r>

--- a/klagomål/A 60840-2023 FSC-klagomål.docx
+++ b/klagomål/A 60840-2023 FSC-klagomål.docx
@@ -1055,7 +1055,7 @@
     <w:r>
       <w:tab/>
       <w:tab/>
-      <w:t>2026-05-18</w:t>
+      <w:t>2026-05-19</w:t>
       <w:br/>
       <w:br/>
     </w:r>

--- a/klagomål/A 60840-2023 FSC-klagomål.docx
+++ b/klagomål/A 60840-2023 FSC-klagomål.docx
@@ -1055,7 +1055,7 @@
     <w:r>
       <w:tab/>
       <w:tab/>
-      <w:t>2026-05-19</w:t>
+      <w:t>2026-05-20</w:t>
       <w:br/>
       <w:br/>
     </w:r>

--- a/klagomål/A 60840-2023 FSC-klagomål.docx
+++ b/klagomål/A 60840-2023 FSC-klagomål.docx
@@ -1055,7 +1055,7 @@
     <w:r>
       <w:tab/>
       <w:tab/>
-      <w:t>2026-05-20</w:t>
+      <w:t>2026-05-21</w:t>
       <w:br/>
       <w:br/>
     </w:r>

--- a/klagomål/A 60840-2023 FSC-klagomål.docx
+++ b/klagomål/A 60840-2023 FSC-klagomål.docx
@@ -1055,7 +1055,7 @@
     <w:r>
       <w:tab/>
       <w:tab/>
-      <w:t>2026-05-21</w:t>
+      <w:t>2026-05-22</w:t>
       <w:br/>
       <w:br/>
     </w:r>

--- a/klagomål/A 60840-2023 FSC-klagomål.docx
+++ b/klagomål/A 60840-2023 FSC-klagomål.docx
@@ -1055,7 +1055,7 @@
     <w:r>
       <w:tab/>
       <w:tab/>
-      <w:t>2026-05-22</w:t>
+      <w:t>2026-05-23</w:t>
       <w:br/>
       <w:br/>
     </w:r>

--- a/klagomål/A 60840-2023 FSC-klagomål.docx
+++ b/klagomål/A 60840-2023 FSC-klagomål.docx
@@ -1055,7 +1055,7 @@
     <w:r>
       <w:tab/>
       <w:tab/>
-      <w:t>2026-05-23</w:t>
+      <w:t>2026-05-24</w:t>
       <w:br/>
       <w:br/>
     </w:r>

--- a/klagomål/A 60840-2023 FSC-klagomål.docx
+++ b/klagomål/A 60840-2023 FSC-klagomål.docx
@@ -1055,7 +1055,7 @@
     <w:r>
       <w:tab/>
       <w:tab/>
-      <w:t>2026-05-24</w:t>
+      <w:t>2026-05-25</w:t>
       <w:br/>
       <w:br/>
     </w:r>

--- a/klagomål/A 60840-2023 FSC-klagomål.docx
+++ b/klagomål/A 60840-2023 FSC-klagomål.docx
@@ -1055,7 +1055,7 @@
     <w:r>
       <w:tab/>
       <w:tab/>
-      <w:t>2026-05-25</w:t>
+      <w:t>2026-05-26</w:t>
       <w:br/>
       <w:br/>
     </w:r>

--- a/klagomål/A 60840-2023 FSC-klagomål.docx
+++ b/klagomål/A 60840-2023 FSC-klagomål.docx
@@ -1055,7 +1055,7 @@
     <w:r>
       <w:tab/>
       <w:tab/>
-      <w:t>2026-05-26</w:t>
+      <w:t>2026-05-27</w:t>
       <w:br/>
       <w:br/>
     </w:r>

--- a/klagomål/A 60840-2023 FSC-klagomål.docx
+++ b/klagomål/A 60840-2023 FSC-klagomål.docx
@@ -1055,7 +1055,7 @@
     <w:r>
       <w:tab/>
       <w:tab/>
-      <w:t>2026-05-27</w:t>
+      <w:t>2026-05-28</w:t>
       <w:br/>
       <w:br/>
     </w:r>

--- a/klagomål/A 60840-2023 FSC-klagomål.docx
+++ b/klagomål/A 60840-2023 FSC-klagomål.docx
@@ -1055,7 +1055,7 @@
     <w:r>
       <w:tab/>
       <w:tab/>
-      <w:t>2026-05-28</w:t>
+      <w:t>2026-05-29</w:t>
       <w:br/>
       <w:br/>
     </w:r>

--- a/klagomål/A 60840-2023 FSC-klagomål.docx
+++ b/klagomål/A 60840-2023 FSC-klagomål.docx
@@ -1055,7 +1055,7 @@
     <w:r>
       <w:tab/>
       <w:tab/>
-      <w:t>2026-05-29</w:t>
+      <w:t>2026-05-30</w:t>
       <w:br/>
       <w:br/>
     </w:r>

--- a/klagomål/A 60840-2023 FSC-klagomål.docx
+++ b/klagomål/A 60840-2023 FSC-klagomål.docx
@@ -1055,7 +1055,7 @@
     <w:r>
       <w:tab/>
       <w:tab/>
-      <w:t>2026-05-30</w:t>
+      <w:t>2026-05-31</w:t>
       <w:br/>
       <w:br/>
     </w:r>

--- a/klagomål/A 60840-2023 FSC-klagomål.docx
+++ b/klagomål/A 60840-2023 FSC-klagomål.docx
@@ -1055,7 +1055,7 @@
     <w:r>
       <w:tab/>
       <w:tab/>
-      <w:t>2026-05-31</w:t>
+      <w:t>2026-06-01</w:t>
       <w:br/>
       <w:br/>
     </w:r>

--- a/klagomål/A 60840-2023 FSC-klagomål.docx
+++ b/klagomål/A 60840-2023 FSC-klagomål.docx
@@ -1055,7 +1055,7 @@
     <w:r>
       <w:tab/>
       <w:tab/>
-      <w:t>2026-06-15</w:t>
+      <w:t>2026-06-16</w:t>
       <w:br/>
       <w:br/>
     </w:r>

--- a/klagomål/A 60840-2023 FSC-klagomål.docx
+++ b/klagomål/A 60840-2023 FSC-klagomål.docx
@@ -1055,7 +1055,7 @@
     <w:r>
       <w:tab/>
       <w:tab/>
-      <w:t>2026-06-16</w:t>
+      <w:t>2026-06-17</w:t>
       <w:br/>
       <w:br/>
     </w:r>

--- a/klagomål/A 60840-2023 FSC-klagomål.docx
+++ b/klagomål/A 60840-2023 FSC-klagomål.docx
@@ -1,6 +1,6 @@
 
 <file path=word/document.xml><?xml version="1.0" encoding="utf-8"?>
-<w:document xmlns:wpc="http://schemas.microsoft.com/office/word/2010/wordprocessingCanvas" xmlns:cx="http://schemas.microsoft.com/office/drawing/2014/chartex" xmlns:cx1="http://schemas.microsoft.com/office/drawing/2015/9/8/chartex" xmlns:cx2="http://schemas.microsoft.com/office/drawing/2015/10/21/chartex" xmlns:cx3="http://schemas.microsoft.com/office/drawing/2016/5/9/chartex" xmlns:cx4="http://schemas.microsoft.com/office/drawing/2016/5/10/chartex" xmlns:cx5="http://schemas.microsoft.com/office/drawing/2016/5/11/chartex" xmlns:cx6="http://schemas.microsoft.com/office/drawing/2016/5/12/chartex" xmlns:cx7="http://schemas.microsoft.com/office/drawing/2016/5/13/chartex" xmlns:cx8="http://schemas.microsoft.com/office/drawing/2016/5/14/chartex" xmlns:mc="http://schemas.openxmlformats.org/markup-compatibility/2006" xmlns:aink="http://schemas.microsoft.com/office/drawing/2016/ink" xmlns:am3d="http://schemas.microsoft.com/office/drawing/2017/model3d" xmlns:o="urn:schemas-microsoft-com:office:office" xmlns:oel="http://schemas.microsoft.com/office/2019/extlst" xmlns:r="http://schemas.openxmlformats.org/officeDocument/2006/relationships" xmlns:m="http://schemas.openxmlformats.org/officeDocument/2006/math" xmlns:v="urn:schemas-microsoft-com:vml" xmlns:wp14="http://schemas.microsoft.com/office/word/2010/wordprocessingDrawing" xmlns:wp="http://schemas.openxmlformats.org/drawingml/2006/wordprocessingDrawing" xmlns:w10="urn:schemas-microsoft-com:office:word" xmlns:w="http://schemas.openxmlformats.org/wordprocessingml/2006/main" xmlns:w14="http://schemas.microsoft.com/office/word/2010/wordml" xmlns:w15="http://schemas.microsoft.com/office/word/2012/wordml" xmlns:w16cex="http://schemas.microsoft.com/office/word/2018/wordml/cex" xmlns:w16cid="http://schemas.microsoft.com/office/word/2016/wordml/cid" xmlns:w16="http://schemas.microsoft.com/office/word/2018/wordml" xmlns:w16sdtdh="http://schemas.microsoft.com/office/word/2020/wordml/sdtdatahash" xmlns:w16se="http://schemas.microsoft.com/office/word/2015/wordml/symex" xmlns:wpg="http://schemas.microsoft.com/office/word/2010/wordprocessingGroup" xmlns:wpi="http://schemas.microsoft.com/office/word/2010/wordprocessingInk" xmlns:wne="http://schemas.microsoft.com/office/word/2006/wordml" xmlns:wps="http://schemas.microsoft.com/office/word/2010/wordprocessingShape" mc:Ignorable="w14 w15 w16se w16cid w16 w16cex w16sdtdh wp14">
+<w:document xmlns:wpc="http://schemas.microsoft.com/office/word/2010/wordprocessingCanvas" xmlns:cx="http://schemas.microsoft.com/office/drawing/2014/chartex" xmlns:cx1="http://schemas.microsoft.com/office/drawing/2015/9/8/chartex" xmlns:cx2="http://schemas.microsoft.com/office/drawing/2015/10/21/chartex" xmlns:cx3="http://schemas.microsoft.com/office/drawing/2016/5/9/chartex" xmlns:cx4="http://schemas.microsoft.com/office/drawing/2016/5/10/chartex" xmlns:cx5="http://schemas.microsoft.com/office/drawing/2016/5/11/chartex" xmlns:cx6="http://schemas.microsoft.com/office/drawing/2016/5/12/chartex" xmlns:cx7="http://schemas.microsoft.com/office/drawing/2016/5/13/chartex" xmlns:cx8="http://schemas.microsoft.com/office/drawing/2016/5/14/chartex" xmlns:mc="http://schemas.openxmlformats.org/markup-compatibility/2006" xmlns:aink="http://schemas.microsoft.com/office/drawing/2016/ink" xmlns:am3d="http://schemas.microsoft.com/office/drawing/2017/model3d" xmlns:o="urn:schemas-microsoft-com:office:office" xmlns:oel="http://schemas.microsoft.com/office/2019/extlst" xmlns:r="http://schemas.openxmlformats.org/officeDocument/2006/relationships" xmlns:m="http://schemas.openxmlformats.org/officeDocument/2006/math" xmlns:v="urn:schemas-microsoft-com:vml" xmlns:wp14="http://schemas.microsoft.com/office/word/2010/wordprocessingDrawing" xmlns:wp="http://schemas.openxmlformats.org/drawingml/2006/wordprocessingDrawing" xmlns:w10="urn:schemas-microsoft-com:office:word" xmlns:w="http://schemas.openxmlformats.org/wordprocessingml/2006/main" xmlns:w14="http://schemas.microsoft.com/office/word/2010/wordml" xmlns:w15="http://schemas.microsoft.com/office/word/2012/wordml" xmlns:w16cex="http://schemas.microsoft.com/office/word/2018/wordml/cex" xmlns:w16cid="http://schemas.microsoft.com/office/word/2016/wordml/cid" xmlns:w16="http://schemas.microsoft.com/office/word/2018/wordml" xmlns:w16du="http://schemas.microsoft.com/office/word/2023/wordml/word16du" xmlns:w16sdtdh="http://schemas.microsoft.com/office/word/2020/wordml/sdtdatahash" xmlns:w16sdtfl="http://schemas.microsoft.com/office/word/2024/wordml/sdtformatlock" xmlns:w16se="http://schemas.microsoft.com/office/word/2015/wordml/symex" xmlns:wpg="http://schemas.microsoft.com/office/word/2010/wordprocessingGroup" xmlns:wpi="http://schemas.microsoft.com/office/word/2010/wordprocessingInk" xmlns:wne="http://schemas.microsoft.com/office/word/2006/wordml" xmlns:wps="http://schemas.microsoft.com/office/word/2010/wordprocessingShape" mc:Ignorable="w14 w15 w16se w16cid w16 w16cex w16sdtdh w16sdtfl w16du wp14">
   <w:body>
     <w:p>
       <w:r>
@@ -168,7 +168,7 @@
     </w:p>
     <w:p>
       <w:r>
-        <w:t>Detta dokument behandlar höga naturvärden i avverkningsanmälan A 60840-2023 i Piteå kommun. Denna avverkningsanmälan inkom 2023-11-30 00:00:00 och omfattar 2,7 ha.</w:t>
+        <w:t>Detta dokument behandlar höga naturvärden i avverkningsanmälan A 60840-2023 i Piteå kommun som inkom 2023-11-30 och omfattar 2,7 ha.</w:t>
       </w:r>
     </w:p>
     <w:p>
@@ -191,12 +191,15 @@
     </w:p>
     <w:p>
       <w:r>
-        <w:t>I avverkningsanmälan har följande 4 naturvårdsarter hittats: järpe (NT, §4), mindre hackspett (NT, §4), spillkråka (NT, §4) och sparvuggla (§4). Av dessa är 3 rödlistade. För rödlistade arter har rödlistekategorin angivits inom parentes. För fridlysta arter anges även paragrafen i Artskyddsförordningen som arten är fridlyst enligt.</w:t>
+        <w:t>I avverkningsanmälan har följande 4 naturvårdsarter hittats: mindre hackspett (NT, T, §4), sparvuggla (NT, §4), järpe (T, §4) och spillkråka (T, §4). Av dessa är 2 rödlistade. För rödlistade arter har rödlistekategorin angivits inom parentes. Typiska arter inom Natura 2000 som är kopplade till skogsekosystem har markerats med (T). För fridlysta arter anges även paragrafen i Artskyddsförordningen som arten är fridlyst enligt.</w:t>
       </w:r>
     </w:p>
     <w:p>
       <w:r>
-        <w:t>De påträffade naturvårdsarterna är ett tydligt kvitto på att detta rör sig om en skog med höga naturvärden. I Figur 1 visas en karta över det avverkningsanmälda området, där samtliga fyndplatser för naturvårdsarter som finns registrerade på Artportalen har markerats.</w:t>
+        <w:t>De påträffade naturvårdsarterna är ett tydligt kvitto på att det rör sig om en skog med höga naturvärden.</w:t>
+      </w:r>
+      <w:r>
+        <w:t xml:space="preserve"> I Figur 1 visas fyndplatser för naturvårdsarter i området, som finns registrerade på Artportalen.</w:t>
       </w:r>
     </w:p>
     <w:p>
@@ -206,7 +209,7 @@
       <w:r>
         <w:drawing>
           <wp:inline xmlns:a="http://schemas.openxmlformats.org/drawingml/2006/main" xmlns:pic="http://schemas.openxmlformats.org/drawingml/2006/picture">
-            <wp:extent cx="5486400" cy="3861470"/>
+            <wp:extent cx="5486400" cy="5235647"/>
             <wp:docPr id="1" name="Picture 1"/>
             <wp:cNvGraphicFramePr>
               <a:graphicFrameLocks noChangeAspect="1"/>
@@ -227,7 +230,7 @@
                   <pic:spPr>
                     <a:xfrm>
                       <a:off x="0" y="0"/>
-                      <a:ext cx="5486400" cy="3861470"/>
+                      <a:ext cx="5486400" cy="5235647"/>
                     </a:xfrm>
                     <a:prstGeom prst="rect"/>
                   </pic:spPr>
@@ -241,9 +244,131 @@
     <w:p>
       <w:pPr>
         <w:pStyle w:val="Caption"/>
+        <w:spacing w:after="240"/>
       </w:pPr>
       <w:r>
-        <w:t>Figur 1. Fyndplatser för naturvårdsarter i det avverkningsanmälda området (röd linje). Markörer utan svart kant är placerade på fyndplatsen. Markörer med svart kant är placerade vid sidan av fyndplatsen och har ett svart streck som visar fyndplatsens exakta position. Kartans mittpunktskoordinat är N 7257362, E 794831 i SWEREF 99 TM.</w:t>
+        <w:t>Figur 1. Fyndplatser för naturvårdsarter i avverkningsanmälan (röd linje). Markörer utan svart kant är placerade på fyndplatsen. Markörer med svart kant är placerade vid sidan av fyndplatsen och har ett svart streck som visar fyndplatsens exakta position. Kartans mittpunktskoordinat är N 7257362, E 794831 i SWEREF 99 TM.</w:t>
+      </w:r>
+    </w:p>
+    <w:p>
+      <w:pPr>
+        <w:pStyle w:val="Heading2"/>
+      </w:pPr>
+      <w:r>
+        <w:t>Fridlysta arter</w:t>
+      </w:r>
+    </w:p>
+    <w:p>
+      <w:r>
+        <w:t>Följande fridlysta arter har sina livsmiljöer och växtplatser i den avverkningsanmälda skogen: mindre hackspett (NT, T, §4), sparvuggla (NT, §4), järpe (T, §4) och spillkråka (T, §4).</w:t>
+      </w:r>
+    </w:p>
+    <w:p>
+      <w:r>
+        <w:t xml:space="preserve">Observera att medlemsländerna är skyldiga att agera i enlighet med EU:s fågeldirektiv där det uttryckligen står att direktivet gäller för fåglar samt för deras ägg, bon och </w:t>
+      </w:r>
+      <w:r>
+        <w:rPr>
+          <w:b/>
+        </w:rPr>
+        <w:t xml:space="preserve">livsmiljöer </w:t>
+      </w:r>
+      <w:r>
+        <w:t>(artikel 1). Vidare att de åtgärder som vidtas inte får leda till en försämring av den nuvarande situationen beträffande bevarandet av de fågelarter som avses i artikel 1 (artikel 13). Fågeldirektivet är styrande för tillsynsansvariga myndigheters ärendehantering, ställningstaganden och beslutsfattande.</w:t>
+      </w:r>
+    </w:p>
+    <w:p>
+      <w:r>
+        <w:rPr>
+          <w:b/>
+        </w:rPr>
+        <w:t>Järpe (§4)</w:t>
+      </w:r>
+      <w:r>
+        <w:t xml:space="preserve">, som är upptagen i bilaga 1 och 2 EU:s fågeldirektiv, är mycket stationär inom sitt revir som är minst 25 hektar stort. Livsmiljöerna utgörs av tät barrskog med inblandning av lövträd och en väl utvecklad flerskiktad struktur med bärris och yngre eller undertryckta, täta granar i ett lägre skikt, ofta utmed bäckar och åar inne i den skyddande granskogen. Den överlever inte om dess livsmiljö kalavverkas och är även känslig för röjning, gallring och avverkning där unga granar och lövträd inte sparas i tillräcklig omfattning. Arten finns i sammanhängande grandominerad skog över hela Sverige men förekomsterna är betydligt glesare i Götaland än i övriga landet. Järpe är typisk art för </w:t>
+      </w:r>
+      <w:r>
+        <w:rPr>
+          <w:i/>
+        </w:rPr>
+        <w:t xml:space="preserve">9010 Taiga, 9080 Lövsumpskog </w:t>
+      </w:r>
+      <w:r>
+        <w:t xml:space="preserve">och </w:t>
+      </w:r>
+      <w:r>
+        <w:rPr>
+          <w:i/>
+        </w:rPr>
+        <w:t xml:space="preserve">9740 Skogsbevuxen myr </w:t>
+      </w:r>
+      <w:r>
+        <w:t>(SLU Artdatabanken, 2026).</w:t>
+      </w:r>
+    </w:p>
+    <w:p>
+      <w:r>
+        <w:rPr>
+          <w:b/>
+        </w:rPr>
+        <w:t>Mindre hackspett (NT, §4)</w:t>
+      </w:r>
+      <w:r>
+        <w:t xml:space="preserve"> är rödlistad som nära hotad, fridlyst och prioriterad art i Skogsvårdslagen. Minskningstakten har uppgått till 25 (10–40) % under de senaste 15 åren och bedöms vara nära gränsvärdet för Sårbar (VU). (A2bc). Arten har stora revir och höga krav när det gäller förekomst av lövskog på landskapsnivå. För att häcka framgångsrikt behöver ett par cirka 40 ha äldre lövdominerad skog inom ett område på upp till 200 ha. Under vintern kan födosök även ske i äldre grandominerad skog. Mindre hackspett är typisk art för </w:t>
+      </w:r>
+      <w:r>
+        <w:rPr>
+          <w:i/>
+        </w:rPr>
+        <w:t>9010 Taiga, 9750 Svämlövskog, 9080 Lövsumpskog, 9030 Landhöjningsskog och 9040 Fjällbjörkskog</w:t>
+      </w:r>
+      <w:r>
+        <w:t xml:space="preserve"> (SLU Artdatabanken, 2021; Skogsstyrelsen, 2016).</w:t>
+      </w:r>
+    </w:p>
+    <w:p>
+      <w:r>
+        <w:rPr>
+          <w:b/>
+        </w:rPr>
+        <w:t>Sparvuggla (NT, §4)</w:t>
+      </w:r>
+      <w:r>
+        <w:t xml:space="preserve"> är fridlyst enligt 4§ artskyddsförordningen och omfattas av bilaga 1 EU:s fågeldirektiv. Den har minskat med 15 (5–25) % under de senaste 15 åren och minskningstakten för den svenska populationen bedöms vara nära gränsvärdet för Sårbar (VU).  Sparvugglan häckar i naturskog samt i klassisk bondeskog och förekommer främst i större skogsområden som domineras av barrblandskog med stort inslag av asp, björk och andra lövträd. Den behöver relativt stora skogsområden och saknas helt i mindre skogar och isolerade dungar. Reviren är i storleksordningen upp till 200 hektar. Sparvugglan missgynnas av överföring av variationsrika bondeskogar till ensartade produktionsskogar. Särskilt avverkning av lövträdsrika kantzoner och igenplantering av gamla inägor (SLU Artdatabanken, 2026; Skogsstyrelsen, 2016).</w:t>
+      </w:r>
+    </w:p>
+    <w:p>
+      <w:r>
+        <w:rPr>
+          <w:b/>
+        </w:rPr>
+        <w:t>Spillkråka (§4)</w:t>
+      </w:r>
+      <w:r>
+        <w:t xml:space="preserve"> omfattas av bilaga 1 i EU:s fågeldirektiv och är typisk art för </w:t>
+      </w:r>
+      <w:r>
+        <w:rPr>
+          <w:i/>
+        </w:rPr>
+        <w:t xml:space="preserve">9010 Taiga </w:t>
+      </w:r>
+      <w:r>
+        <w:t>och</w:t>
+      </w:r>
+      <w:r>
+        <w:rPr>
+          <w:i/>
+        </w:rPr>
+        <w:t xml:space="preserve"> 9740 Skogsbevuxen myr</w:t>
+      </w:r>
+      <w:r>
+        <w:t>. Den behöver grova träd, främst tall, asp och bok som boträd. Skogsbruk med korta omloppstider och täta, homogena ungskogar utgör det största hotet. Spillkråka är en nyckelart i skogliga miljöer vars övergivna bohål utnyttjas av flera andra hålhäckande fågelarter och fladdermöss, däribland pärluggla (EN, §4), knipa (§4), salskrake (§4) och skogsduva (§4). Hökuggla (VU, §4) och slaguggla (§4) häckar ofta i högstubbar som brutits av i höjd med ett gammalt spillkråkebo (SLU Artdatabanken, 2026; Skogsstyrelsen, 2016).</w:t>
+      </w:r>
+    </w:p>
+    <w:p>
+      <w:r>
+        <w:t>I BILAGA 1 finns mer detaljerad information om ekologi samt krav på livsmiljö hos fridlysta arter.</w:t>
       </w:r>
     </w:p>
     <w:p>
@@ -251,127 +376,6 @@
         <w:pStyle w:val="Heading1"/>
       </w:pPr>
       <w:r>
-        <w:t>Fridlysta arter</w:t>
-      </w:r>
-    </w:p>
-    <w:p>
-      <w:r>
-        <w:t>Följande fridlysta arter har sina livsmiljöer och växtplatser i den avverkningsanmälda skogen: järpe (NT, §4), mindre hackspett (NT, §4), spillkråka (NT, §4) och sparvuggla (§4).</w:t>
-      </w:r>
-    </w:p>
-    <w:p>
-      <w:r>
-        <w:t xml:space="preserve">Observera att medlemsländerna är skyldiga att agera i enlighet med EU:s fågeldirektiv där det uttryckligen står att direktivet gäller för fåglar samt för deras ägg, bon och </w:t>
-      </w:r>
-      <w:r>
-        <w:rPr>
-          <w:b/>
-        </w:rPr>
-        <w:t xml:space="preserve">livsmiljöer </w:t>
-      </w:r>
-      <w:r>
-        <w:t>(artikel 1). Vidare att de åtgärder som vidtas inte får leda till en försämring av den nuvarande situationen beträffande bevarandet av de fågelarter som avses i artikel 1 (artikel 13). Fågeldirektivet är styrande för tillsynsansvariga myndigheters ärendehantering, ställningstaganden och beslutsfattande.</w:t>
-      </w:r>
-    </w:p>
-    <w:p>
-      <w:r>
-        <w:rPr>
-          <w:b/>
-        </w:rPr>
-        <w:t>Järpe (§4)</w:t>
-      </w:r>
-      <w:r>
-        <w:t xml:space="preserve">, som är upptagen i bilaga 1 och 2 EU:s fågeldirektiv, är mycket stationär inom sitt revir som är minst 25 hektar stort. Livsmiljöerna utgörs av tät barrskog med inblandning av lövträd och en väl utvecklad flerskiktad struktur med bärris och yngre eller undertryckta, täta granar i ett lägre skikt, ofta utmed bäckar och åar inne i den skyddande granskogen. Den överlever inte om dess livsmiljö kalavverkas och är även känslig för röjning, gallring och avverkning där unga granar och lövträd inte sparas i tillräcklig omfattning. Arten finns i sammanhängande grandominerad skog över hela Sverige men förekomsterna är betydligt glesare i Götaland än i övriga landet. Järpe är typisk art för </w:t>
-      </w:r>
-      <w:r>
-        <w:rPr>
-          <w:i/>
-        </w:rPr>
-        <w:t xml:space="preserve">9010 Taiga, 9080 Lövsumpskog </w:t>
-      </w:r>
-      <w:r>
-        <w:t xml:space="preserve">och </w:t>
-      </w:r>
-      <w:r>
-        <w:rPr>
-          <w:i/>
-        </w:rPr>
-        <w:t xml:space="preserve">9740 Skogsbevuxen myr </w:t>
-      </w:r>
-      <w:r>
-        <w:t>(SLU Artdatabanken, 2026).</w:t>
-      </w:r>
-    </w:p>
-    <w:p>
-      <w:r>
-        <w:rPr>
-          <w:b/>
-        </w:rPr>
-        <w:t>Mindre hackspett (NT, §4)</w:t>
-      </w:r>
-      <w:r>
-        <w:t xml:space="preserve"> är rödlistad som nära hotad, fridlyst och prioriterad art i Skogsvårdslagen. Minskningstakten har uppgått till 25 (10–40) % under de senaste 15 åren och bedöms vara nära gränsvärdet för Sårbar (VU). (A2bc). Arten har stora revir och höga krav när det gäller förekomst av lövskog på landskapsnivå. För att häcka framgångsrikt behöver ett par cirka 40 ha äldre lövdominerad skog inom ett område på upp till 200 ha. Under vintern kan födosök även ske i äldre grandominerad skog. Mindre hackspett är typisk art för </w:t>
-      </w:r>
-      <w:r>
-        <w:rPr>
-          <w:i/>
-        </w:rPr>
-        <w:t>9010 Taiga, 9750 Svämlövskog, 9080 Lövsumpskog, 9030 Landhöjningsskog och 9040 Fjällbjörkskog</w:t>
-      </w:r>
-      <w:r>
-        <w:t xml:space="preserve"> (SLU Artdatabanken, 2021; Skogsstyrelsen, 2016).</w:t>
-      </w:r>
-    </w:p>
-    <w:p>
-      <w:r>
-        <w:rPr>
-          <w:b/>
-        </w:rPr>
-        <w:t>Sparvuggla (NT, §4)</w:t>
-      </w:r>
-      <w:r>
-        <w:t xml:space="preserve"> är fridlyst enligt 4§ artskyddsförordningen och omfattas av bilaga 1 EU:s fågeldirektiv. Den har minskat med 15 (5–25) % under de senaste 15 åren och minskningstakten för den svenska populationen bedöms vara nära gränsvärdet för Sårbar (VU).  Sparvugglan häckar i naturskog samt i klassisk bondeskog och förekommer främst i större skogsområden som domineras av barrblandskog med stort inslag av asp, björk och andra lövträd. Den behöver relativt stora skogsområden och saknas helt i mindre skogar och isolerade dungar. Reviren är i storleksordningen upp till 200 hektar. Sparvugglan missgynnas av överföring av variationsrika bondeskogar till ensartade produktionsskogar. Särskilt avverkning av lövträdsrika kantzoner och igenplantering av gamla inägor (SLU Artdatabanken, 2026; Skogsstyrelsen, 2016).</w:t>
-      </w:r>
-    </w:p>
-    <w:p>
-      <w:r>
-        <w:rPr>
-          <w:b/>
-        </w:rPr>
-        <w:t>Spillkråka (§4)</w:t>
-      </w:r>
-      <w:r>
-        <w:t xml:space="preserve"> omfattas av bilaga 1 i EU:s fågeldirektiv och är typisk art för </w:t>
-      </w:r>
-      <w:r>
-        <w:rPr>
-          <w:i/>
-        </w:rPr>
-        <w:t xml:space="preserve">9010 Taiga </w:t>
-      </w:r>
-      <w:r>
-        <w:t>och</w:t>
-      </w:r>
-      <w:r>
-        <w:rPr>
-          <w:i/>
-        </w:rPr>
-        <w:t xml:space="preserve"> 9740 Skogsbevuxen myr</w:t>
-      </w:r>
-      <w:r>
-        <w:t>. Den behöver grova träd, främst tall, asp och bok som boträd. Skogsbruk med korta omloppstider och täta, homogena ungskogar utgör det största hotet. Spillkråka är en nyckelart i skogliga miljöer vars övergivna bohål utnyttjas av flera andra hålhäckande fågelarter och fladdermöss, däribland pärluggla (EN, §4), knipa (§4), salskrake (§4) och skogsduva (§4). Hökuggla (VU, §4) och slaguggla (§4) häckar ofta i högstubbar som brutits av i höjd med ett gammalt spillkråkebo (SLU Artdatabanken, 2026; Skogsstyrelsen, 2016).</w:t>
-      </w:r>
-    </w:p>
-    <w:p>
-      <w:r>
-        <w:t>I BILAGA 1 finns mer detaljerad information om ekologi samt krav på livsmiljö hos fridlysta arter.</w:t>
-      </w:r>
-    </w:p>
-    <w:p>
-      <w:pPr>
-        <w:pStyle w:val="Heading1"/>
-      </w:pPr>
-      <w:r>
         <w:t>Certifiering</w:t>
       </w:r>
     </w:p>
@@ -473,7 +477,7 @@
         <w:rPr>
           <w:i/>
         </w:rPr>
-        <w:t>I det avverkningsanmälda skogsområdet har 4 naturvårdsarter varav 3 rödlistade arter sina livsmiljöer och växtplatser.</w:t>
+        <w:t>I det avverkningsanmälda skogsområdet har 4 naturvårdsarter varav 2 rödlistade arter sina livsmiljöer och växtplatser.</w:t>
       </w:r>
     </w:p>
     <w:p>
@@ -945,7 +949,7 @@
 </file>
 
 <file path=word/endnotes.xml><?xml version="1.0" encoding="utf-8"?>
-<w:endnotes xmlns:wpc="http://schemas.microsoft.com/office/word/2010/wordprocessingCanvas" xmlns:cx="http://schemas.microsoft.com/office/drawing/2014/chartex" xmlns:cx1="http://schemas.microsoft.com/office/drawing/2015/9/8/chartex" xmlns:cx2="http://schemas.microsoft.com/office/drawing/2015/10/21/chartex" xmlns:cx3="http://schemas.microsoft.com/office/drawing/2016/5/9/chartex" xmlns:cx4="http://schemas.microsoft.com/office/drawing/2016/5/10/chartex" xmlns:cx5="http://schemas.microsoft.com/office/drawing/2016/5/11/chartex" xmlns:cx6="http://schemas.microsoft.com/office/drawing/2016/5/12/chartex" xmlns:cx7="http://schemas.microsoft.com/office/drawing/2016/5/13/chartex" xmlns:cx8="http://schemas.microsoft.com/office/drawing/2016/5/14/chartex" xmlns:mc="http://schemas.openxmlformats.org/markup-compatibility/2006" xmlns:aink="http://schemas.microsoft.com/office/drawing/2016/ink" xmlns:am3d="http://schemas.microsoft.com/office/drawing/2017/model3d" xmlns:o="urn:schemas-microsoft-com:office:office" xmlns:oel="http://schemas.microsoft.com/office/2019/extlst" xmlns:r="http://schemas.openxmlformats.org/officeDocument/2006/relationships" xmlns:m="http://schemas.openxmlformats.org/officeDocument/2006/math" xmlns:v="urn:schemas-microsoft-com:vml" xmlns:wp14="http://schemas.microsoft.com/office/word/2010/wordprocessingDrawing" xmlns:wp="http://schemas.openxmlformats.org/drawingml/2006/wordprocessingDrawing" xmlns:w10="urn:schemas-microsoft-com:office:word" xmlns:w="http://schemas.openxmlformats.org/wordprocessingml/2006/main" xmlns:w14="http://schemas.microsoft.com/office/word/2010/wordml" xmlns:w15="http://schemas.microsoft.com/office/word/2012/wordml" xmlns:w16cex="http://schemas.microsoft.com/office/word/2018/wordml/cex" xmlns:w16cid="http://schemas.microsoft.com/office/word/2016/wordml/cid" xmlns:w16="http://schemas.microsoft.com/office/word/2018/wordml" xmlns:w16sdtdh="http://schemas.microsoft.com/office/word/2020/wordml/sdtdatahash" xmlns:w16se="http://schemas.microsoft.com/office/word/2015/wordml/symex" xmlns:wpg="http://schemas.microsoft.com/office/word/2010/wordprocessingGroup" xmlns:wpi="http://schemas.microsoft.com/office/word/2010/wordprocessingInk" xmlns:wne="http://schemas.microsoft.com/office/word/2006/wordml" xmlns:wps="http://schemas.microsoft.com/office/word/2010/wordprocessingShape" mc:Ignorable="w14 w15 w16se w16cid w16 w16cex w16sdtdh wp14">
+<w:endnotes xmlns:wpc="http://schemas.microsoft.com/office/word/2010/wordprocessingCanvas" xmlns:cx="http://schemas.microsoft.com/office/drawing/2014/chartex" xmlns:cx1="http://schemas.microsoft.com/office/drawing/2015/9/8/chartex" xmlns:cx2="http://schemas.microsoft.com/office/drawing/2015/10/21/chartex" xmlns:cx3="http://schemas.microsoft.com/office/drawing/2016/5/9/chartex" xmlns:cx4="http://schemas.microsoft.com/office/drawing/2016/5/10/chartex" xmlns:cx5="http://schemas.microsoft.com/office/drawing/2016/5/11/chartex" xmlns:cx6="http://schemas.microsoft.com/office/drawing/2016/5/12/chartex" xmlns:cx7="http://schemas.microsoft.com/office/drawing/2016/5/13/chartex" xmlns:cx8="http://schemas.microsoft.com/office/drawing/2016/5/14/chartex" xmlns:mc="http://schemas.openxmlformats.org/markup-compatibility/2006" xmlns:aink="http://schemas.microsoft.com/office/drawing/2016/ink" xmlns:am3d="http://schemas.microsoft.com/office/drawing/2017/model3d" xmlns:o="urn:schemas-microsoft-com:office:office" xmlns:oel="http://schemas.microsoft.com/office/2019/extlst" xmlns:r="http://schemas.openxmlformats.org/officeDocument/2006/relationships" xmlns:m="http://schemas.openxmlformats.org/officeDocument/2006/math" xmlns:v="urn:schemas-microsoft-com:vml" xmlns:wp14="http://schemas.microsoft.com/office/word/2010/wordprocessingDrawing" xmlns:wp="http://schemas.openxmlformats.org/drawingml/2006/wordprocessingDrawing" xmlns:w10="urn:schemas-microsoft-com:office:word" xmlns:w="http://schemas.openxmlformats.org/wordprocessingml/2006/main" xmlns:w14="http://schemas.microsoft.com/office/word/2010/wordml" xmlns:w15="http://schemas.microsoft.com/office/word/2012/wordml" xmlns:w16cex="http://schemas.microsoft.com/office/word/2018/wordml/cex" xmlns:w16cid="http://schemas.microsoft.com/office/word/2016/wordml/cid" xmlns:w16="http://schemas.microsoft.com/office/word/2018/wordml" xmlns:w16du="http://schemas.microsoft.com/office/word/2023/wordml/word16du" xmlns:w16sdtdh="http://schemas.microsoft.com/office/word/2020/wordml/sdtdatahash" xmlns:w16sdtfl="http://schemas.microsoft.com/office/word/2024/wordml/sdtformatlock" xmlns:w16se="http://schemas.microsoft.com/office/word/2015/wordml/symex" xmlns:wpg="http://schemas.microsoft.com/office/word/2010/wordprocessingGroup" xmlns:wpi="http://schemas.microsoft.com/office/word/2010/wordprocessingInk" xmlns:wne="http://schemas.microsoft.com/office/word/2006/wordml" xmlns:wps="http://schemas.microsoft.com/office/word/2010/wordprocessingShape" mc:Ignorable="w14 w15 w16se w16cid w16 w16cex w16sdtdh w16sdtfl w16du wp14">
   <w:endnote w:type="separator" w:id="-1">
     <w:p>
       <w:pPr>
@@ -970,7 +974,7 @@
 </file>
 
 <file path=word/footer1.xml><?xml version="1.0" encoding="utf-8"?>
-<w:ftr xmlns:wpc="http://schemas.microsoft.com/office/word/2010/wordprocessingCanvas" xmlns:cx="http://schemas.microsoft.com/office/drawing/2014/chartex" xmlns:cx1="http://schemas.microsoft.com/office/drawing/2015/9/8/chartex" xmlns:cx2="http://schemas.microsoft.com/office/drawing/2015/10/21/chartex" xmlns:cx3="http://schemas.microsoft.com/office/drawing/2016/5/9/chartex" xmlns:cx4="http://schemas.microsoft.com/office/drawing/2016/5/10/chartex" xmlns:cx5="http://schemas.microsoft.com/office/drawing/2016/5/11/chartex" xmlns:cx6="http://schemas.microsoft.com/office/drawing/2016/5/12/chartex" xmlns:cx7="http://schemas.microsoft.com/office/drawing/2016/5/13/chartex" xmlns:cx8="http://schemas.microsoft.com/office/drawing/2016/5/14/chartex" xmlns:mc="http://schemas.openxmlformats.org/markup-compatibility/2006" xmlns:aink="http://schemas.microsoft.com/office/drawing/2016/ink" xmlns:am3d="http://schemas.microsoft.com/office/drawing/2017/model3d" xmlns:o="urn:schemas-microsoft-com:office:office" xmlns:oel="http://schemas.microsoft.com/office/2019/extlst" xmlns:r="http://schemas.openxmlformats.org/officeDocument/2006/relationships" xmlns:m="http://schemas.openxmlformats.org/officeDocument/2006/math" xmlns:v="urn:schemas-microsoft-com:vml" xmlns:wp14="http://schemas.microsoft.com/office/word/2010/wordprocessingDrawing" xmlns:wp="http://schemas.openxmlformats.org/drawingml/2006/wordprocessingDrawing" xmlns:w10="urn:schemas-microsoft-com:office:word" xmlns:w="http://schemas.openxmlformats.org/wordprocessingml/2006/main" xmlns:w14="http://schemas.microsoft.com/office/word/2010/wordml" xmlns:w15="http://schemas.microsoft.com/office/word/2012/wordml" xmlns:w16cex="http://schemas.microsoft.com/office/word/2018/wordml/cex" xmlns:w16cid="http://schemas.microsoft.com/office/word/2016/wordml/cid" xmlns:w16="http://schemas.microsoft.com/office/word/2018/wordml" xmlns:w16sdtdh="http://schemas.microsoft.com/office/word/2020/wordml/sdtdatahash" xmlns:w16se="http://schemas.microsoft.com/office/word/2015/wordml/symex" xmlns:wpg="http://schemas.microsoft.com/office/word/2010/wordprocessingGroup" xmlns:wpi="http://schemas.microsoft.com/office/word/2010/wordprocessingInk" xmlns:wne="http://schemas.microsoft.com/office/word/2006/wordml" xmlns:wps="http://schemas.microsoft.com/office/word/2010/wordprocessingShape" mc:Ignorable="w14 w15 w16se w16cid w16 w16cex w16sdtdh wp14">
+<w:ftr xmlns:wpc="http://schemas.microsoft.com/office/word/2010/wordprocessingCanvas" xmlns:cx="http://schemas.microsoft.com/office/drawing/2014/chartex" xmlns:cx1="http://schemas.microsoft.com/office/drawing/2015/9/8/chartex" xmlns:cx2="http://schemas.microsoft.com/office/drawing/2015/10/21/chartex" xmlns:cx3="http://schemas.microsoft.com/office/drawing/2016/5/9/chartex" xmlns:cx4="http://schemas.microsoft.com/office/drawing/2016/5/10/chartex" xmlns:cx5="http://schemas.microsoft.com/office/drawing/2016/5/11/chartex" xmlns:cx6="http://schemas.microsoft.com/office/drawing/2016/5/12/chartex" xmlns:cx7="http://schemas.microsoft.com/office/drawing/2016/5/13/chartex" xmlns:cx8="http://schemas.microsoft.com/office/drawing/2016/5/14/chartex" xmlns:mc="http://schemas.openxmlformats.org/markup-compatibility/2006" xmlns:aink="http://schemas.microsoft.com/office/drawing/2016/ink" xmlns:am3d="http://schemas.microsoft.com/office/drawing/2017/model3d" xmlns:o="urn:schemas-microsoft-com:office:office" xmlns:oel="http://schemas.microsoft.com/office/2019/extlst" xmlns:r="http://schemas.openxmlformats.org/officeDocument/2006/relationships" xmlns:m="http://schemas.openxmlformats.org/officeDocument/2006/math" xmlns:v="urn:schemas-microsoft-com:vml" xmlns:wp14="http://schemas.microsoft.com/office/word/2010/wordprocessingDrawing" xmlns:wp="http://schemas.openxmlformats.org/drawingml/2006/wordprocessingDrawing" xmlns:w10="urn:schemas-microsoft-com:office:word" xmlns:w="http://schemas.openxmlformats.org/wordprocessingml/2006/main" xmlns:w14="http://schemas.microsoft.com/office/word/2010/wordml" xmlns:w15="http://schemas.microsoft.com/office/word/2012/wordml" xmlns:w16cex="http://schemas.microsoft.com/office/word/2018/wordml/cex" xmlns:w16cid="http://schemas.microsoft.com/office/word/2016/wordml/cid" xmlns:w16="http://schemas.microsoft.com/office/word/2018/wordml" xmlns:w16du="http://schemas.microsoft.com/office/word/2023/wordml/word16du" xmlns:w16sdtdh="http://schemas.microsoft.com/office/word/2020/wordml/sdtdatahash" xmlns:w16sdtfl="http://schemas.microsoft.com/office/word/2024/wordml/sdtformatlock" xmlns:w16se="http://schemas.microsoft.com/office/word/2015/wordml/symex" xmlns:wpg="http://schemas.microsoft.com/office/word/2010/wordprocessingGroup" xmlns:wpi="http://schemas.microsoft.com/office/word/2010/wordprocessingInk" xmlns:wne="http://schemas.microsoft.com/office/word/2006/wordml" xmlns:wps="http://schemas.microsoft.com/office/word/2010/wordprocessingShape" mc:Ignorable="w14 w15 w16se w16cid w16 w16cex w16sdtdh w16sdtfl w16du wp14">
   <w:p>
     <w:pPr>
       <w:pStyle w:val="Footer"/>
@@ -980,7 +984,7 @@
 </file>
 
 <file path=word/footer2.xml><?xml version="1.0" encoding="utf-8"?>
-<w:ftr xmlns:wpc="http://schemas.microsoft.com/office/word/2010/wordprocessingCanvas" xmlns:cx="http://schemas.microsoft.com/office/drawing/2014/chartex" xmlns:cx1="http://schemas.microsoft.com/office/drawing/2015/9/8/chartex" xmlns:cx2="http://schemas.microsoft.com/office/drawing/2015/10/21/chartex" xmlns:cx3="http://schemas.microsoft.com/office/drawing/2016/5/9/chartex" xmlns:cx4="http://schemas.microsoft.com/office/drawing/2016/5/10/chartex" xmlns:cx5="http://schemas.microsoft.com/office/drawing/2016/5/11/chartex" xmlns:cx6="http://schemas.microsoft.com/office/drawing/2016/5/12/chartex" xmlns:cx7="http://schemas.microsoft.com/office/drawing/2016/5/13/chartex" xmlns:cx8="http://schemas.microsoft.com/office/drawing/2016/5/14/chartex" xmlns:mc="http://schemas.openxmlformats.org/markup-compatibility/2006" xmlns:aink="http://schemas.microsoft.com/office/drawing/2016/ink" xmlns:am3d="http://schemas.microsoft.com/office/drawing/2017/model3d" xmlns:o="urn:schemas-microsoft-com:office:office" xmlns:oel="http://schemas.microsoft.com/office/2019/extlst" xmlns:r="http://schemas.openxmlformats.org/officeDocument/2006/relationships" xmlns:m="http://schemas.openxmlformats.org/officeDocument/2006/math" xmlns:v="urn:schemas-microsoft-com:vml" xmlns:wp14="http://schemas.microsoft.com/office/word/2010/wordprocessingDrawing" xmlns:wp="http://schemas.openxmlformats.org/drawingml/2006/wordprocessingDrawing" xmlns:w10="urn:schemas-microsoft-com:office:word" xmlns:w="http://schemas.openxmlformats.org/wordprocessingml/2006/main" xmlns:w14="http://schemas.microsoft.com/office/word/2010/wordml" xmlns:w15="http://schemas.microsoft.com/office/word/2012/wordml" xmlns:w16cex="http://schemas.microsoft.com/office/word/2018/wordml/cex" xmlns:w16cid="http://schemas.microsoft.com/office/word/2016/wordml/cid" xmlns:w16="http://schemas.microsoft.com/office/word/2018/wordml" xmlns:w16sdtdh="http://schemas.microsoft.com/office/word/2020/wordml/sdtdatahash" xmlns:w16se="http://schemas.microsoft.com/office/word/2015/wordml/symex" xmlns:wpg="http://schemas.microsoft.com/office/word/2010/wordprocessingGroup" xmlns:wpi="http://schemas.microsoft.com/office/word/2010/wordprocessingInk" xmlns:wne="http://schemas.microsoft.com/office/word/2006/wordml" xmlns:wps="http://schemas.microsoft.com/office/word/2010/wordprocessingShape" mc:Ignorable="w14 w15 w16se w16cid w16 w16cex w16sdtdh wp14">
+<w:ftr xmlns:wpc="http://schemas.microsoft.com/office/word/2010/wordprocessingCanvas" xmlns:cx="http://schemas.microsoft.com/office/drawing/2014/chartex" xmlns:cx1="http://schemas.microsoft.com/office/drawing/2015/9/8/chartex" xmlns:cx2="http://schemas.microsoft.com/office/drawing/2015/10/21/chartex" xmlns:cx3="http://schemas.microsoft.com/office/drawing/2016/5/9/chartex" xmlns:cx4="http://schemas.microsoft.com/office/drawing/2016/5/10/chartex" xmlns:cx5="http://schemas.microsoft.com/office/drawing/2016/5/11/chartex" xmlns:cx6="http://schemas.microsoft.com/office/drawing/2016/5/12/chartex" xmlns:cx7="http://schemas.microsoft.com/office/drawing/2016/5/13/chartex" xmlns:cx8="http://schemas.microsoft.com/office/drawing/2016/5/14/chartex" xmlns:mc="http://schemas.openxmlformats.org/markup-compatibility/2006" xmlns:aink="http://schemas.microsoft.com/office/drawing/2016/ink" xmlns:am3d="http://schemas.microsoft.com/office/drawing/2017/model3d" xmlns:o="urn:schemas-microsoft-com:office:office" xmlns:oel="http://schemas.microsoft.com/office/2019/extlst" xmlns:r="http://schemas.openxmlformats.org/officeDocument/2006/relationships" xmlns:m="http://schemas.openxmlformats.org/officeDocument/2006/math" xmlns:v="urn:schemas-microsoft-com:vml" xmlns:wp14="http://schemas.microsoft.com/office/word/2010/wordprocessingDrawing" xmlns:wp="http://schemas.openxmlformats.org/drawingml/2006/wordprocessingDrawing" xmlns:w10="urn:schemas-microsoft-com:office:word" xmlns:w="http://schemas.openxmlformats.org/wordprocessingml/2006/main" xmlns:w14="http://schemas.microsoft.com/office/word/2010/wordml" xmlns:w15="http://schemas.microsoft.com/office/word/2012/wordml" xmlns:w16cex="http://schemas.microsoft.com/office/word/2018/wordml/cex" xmlns:w16cid="http://schemas.microsoft.com/office/word/2016/wordml/cid" xmlns:w16="http://schemas.microsoft.com/office/word/2018/wordml" xmlns:w16du="http://schemas.microsoft.com/office/word/2023/wordml/word16du" xmlns:w16sdtdh="http://schemas.microsoft.com/office/word/2020/wordml/sdtdatahash" xmlns:w16sdtfl="http://schemas.microsoft.com/office/word/2024/wordml/sdtformatlock" xmlns:w16se="http://schemas.microsoft.com/office/word/2015/wordml/symex" xmlns:wpg="http://schemas.microsoft.com/office/word/2010/wordprocessingGroup" xmlns:wpi="http://schemas.microsoft.com/office/word/2010/wordprocessingInk" xmlns:wne="http://schemas.microsoft.com/office/word/2006/wordml" xmlns:wps="http://schemas.microsoft.com/office/word/2010/wordprocessingShape" mc:Ignorable="w14 w15 w16se w16cid w16 w16cex w16sdtdh w16sdtfl w16du wp14">
   <w:p>
     <w:pPr>
       <w:pStyle w:val="Footer"/>
@@ -990,7 +994,7 @@
 </file>
 
 <file path=word/footer3.xml><?xml version="1.0" encoding="utf-8"?>
-<w:ftr xmlns:wpc="http://schemas.microsoft.com/office/word/2010/wordprocessingCanvas" xmlns:cx="http://schemas.microsoft.com/office/drawing/2014/chartex" xmlns:cx1="http://schemas.microsoft.com/office/drawing/2015/9/8/chartex" xmlns:cx2="http://schemas.microsoft.com/office/drawing/2015/10/21/chartex" xmlns:cx3="http://schemas.microsoft.com/office/drawing/2016/5/9/chartex" xmlns:cx4="http://schemas.microsoft.com/office/drawing/2016/5/10/chartex" xmlns:cx5="http://schemas.microsoft.com/office/drawing/2016/5/11/chartex" xmlns:cx6="http://schemas.microsoft.com/office/drawing/2016/5/12/chartex" xmlns:cx7="http://schemas.microsoft.com/office/drawing/2016/5/13/chartex" xmlns:cx8="http://schemas.microsoft.com/office/drawing/2016/5/14/chartex" xmlns:mc="http://schemas.openxmlformats.org/markup-compatibility/2006" xmlns:aink="http://schemas.microsoft.com/office/drawing/2016/ink" xmlns:am3d="http://schemas.microsoft.com/office/drawing/2017/model3d" xmlns:o="urn:schemas-microsoft-com:office:office" xmlns:oel="http://schemas.microsoft.com/office/2019/extlst" xmlns:r="http://schemas.openxmlformats.org/officeDocument/2006/relationships" xmlns:m="http://schemas.openxmlformats.org/officeDocument/2006/math" xmlns:v="urn:schemas-microsoft-com:vml" xmlns:wp14="http://schemas.microsoft.com/office/word/2010/wordprocessingDrawing" xmlns:wp="http://schemas.openxmlformats.org/drawingml/2006/wordprocessingDrawing" xmlns:w10="urn:schemas-microsoft-com:office:word" xmlns:w="http://schemas.openxmlformats.org/wordprocessingml/2006/main" xmlns:w14="http://schemas.microsoft.com/office/word/2010/wordml" xmlns:w15="http://schemas.microsoft.com/office/word/2012/wordml" xmlns:w16cex="http://schemas.microsoft.com/office/word/2018/wordml/cex" xmlns:w16cid="http://schemas.microsoft.com/office/word/2016/wordml/cid" xmlns:w16="http://schemas.microsoft.com/office/word/2018/wordml" xmlns:w16sdtdh="http://schemas.microsoft.com/office/word/2020/wordml/sdtdatahash" xmlns:w16se="http://schemas.microsoft.com/office/word/2015/wordml/symex" xmlns:wpg="http://schemas.microsoft.com/office/word/2010/wordprocessingGroup" xmlns:wpi="http://schemas.microsoft.com/office/word/2010/wordprocessingInk" xmlns:wne="http://schemas.microsoft.com/office/word/2006/wordml" xmlns:wps="http://schemas.microsoft.com/office/word/2010/wordprocessingShape" mc:Ignorable="w14 w15 w16se w16cid w16 w16cex w16sdtdh wp14">
+<w:ftr xmlns:wpc="http://schemas.microsoft.com/office/word/2010/wordprocessingCanvas" xmlns:cx="http://schemas.microsoft.com/office/drawing/2014/chartex" xmlns:cx1="http://schemas.microsoft.com/office/drawing/2015/9/8/chartex" xmlns:cx2="http://schemas.microsoft.com/office/drawing/2015/10/21/chartex" xmlns:cx3="http://schemas.microsoft.com/office/drawing/2016/5/9/chartex" xmlns:cx4="http://schemas.microsoft.com/office/drawing/2016/5/10/chartex" xmlns:cx5="http://schemas.microsoft.com/office/drawing/2016/5/11/chartex" xmlns:cx6="http://schemas.microsoft.com/office/drawing/2016/5/12/chartex" xmlns:cx7="http://schemas.microsoft.com/office/drawing/2016/5/13/chartex" xmlns:cx8="http://schemas.microsoft.com/office/drawing/2016/5/14/chartex" xmlns:mc="http://schemas.openxmlformats.org/markup-compatibility/2006" xmlns:aink="http://schemas.microsoft.com/office/drawing/2016/ink" xmlns:am3d="http://schemas.microsoft.com/office/drawing/2017/model3d" xmlns:o="urn:schemas-microsoft-com:office:office" xmlns:oel="http://schemas.microsoft.com/office/2019/extlst" xmlns:r="http://schemas.openxmlformats.org/officeDocument/2006/relationships" xmlns:m="http://schemas.openxmlformats.org/officeDocument/2006/math" xmlns:v="urn:schemas-microsoft-com:vml" xmlns:wp14="http://schemas.microsoft.com/office/word/2010/wordprocessingDrawing" xmlns:wp="http://schemas.openxmlformats.org/drawingml/2006/wordprocessingDrawing" xmlns:w10="urn:schemas-microsoft-com:office:word" xmlns:w="http://schemas.openxmlformats.org/wordprocessingml/2006/main" xmlns:w14="http://schemas.microsoft.com/office/word/2010/wordml" xmlns:w15="http://schemas.microsoft.com/office/word/2012/wordml" xmlns:w16cex="http://schemas.microsoft.com/office/word/2018/wordml/cex" xmlns:w16cid="http://schemas.microsoft.com/office/word/2016/wordml/cid" xmlns:w16="http://schemas.microsoft.com/office/word/2018/wordml" xmlns:w16du="http://schemas.microsoft.com/office/word/2023/wordml/word16du" xmlns:w16sdtdh="http://schemas.microsoft.com/office/word/2020/wordml/sdtdatahash" xmlns:w16sdtfl="http://schemas.microsoft.com/office/word/2024/wordml/sdtformatlock" xmlns:w16se="http://schemas.microsoft.com/office/word/2015/wordml/symex" xmlns:wpg="http://schemas.microsoft.com/office/word/2010/wordprocessingGroup" xmlns:wpi="http://schemas.microsoft.com/office/word/2010/wordprocessingInk" xmlns:wne="http://schemas.microsoft.com/office/word/2006/wordml" xmlns:wps="http://schemas.microsoft.com/office/word/2010/wordprocessingShape" mc:Ignorable="w14 w15 w16se w16cid w16 w16cex w16sdtdh w16sdtfl w16du wp14">
   <w:p>
     <w:pPr>
       <w:pStyle w:val="Footer"/>
@@ -1000,7 +1004,7 @@
 </file>
 
 <file path=word/footnotes.xml><?xml version="1.0" encoding="utf-8"?>
-<w:footnotes xmlns:wpc="http://schemas.microsoft.com/office/word/2010/wordprocessingCanvas" xmlns:cx="http://schemas.microsoft.com/office/drawing/2014/chartex" xmlns:cx1="http://schemas.microsoft.com/office/drawing/2015/9/8/chartex" xmlns:cx2="http://schemas.microsoft.com/office/drawing/2015/10/21/chartex" xmlns:cx3="http://schemas.microsoft.com/office/drawing/2016/5/9/chartex" xmlns:cx4="http://schemas.microsoft.com/office/drawing/2016/5/10/chartex" xmlns:cx5="http://schemas.microsoft.com/office/drawing/2016/5/11/chartex" xmlns:cx6="http://schemas.microsoft.com/office/drawing/2016/5/12/chartex" xmlns:cx7="http://schemas.microsoft.com/office/drawing/2016/5/13/chartex" xmlns:cx8="http://schemas.microsoft.com/office/drawing/2016/5/14/chartex" xmlns:mc="http://schemas.openxmlformats.org/markup-compatibility/2006" xmlns:aink="http://schemas.microsoft.com/office/drawing/2016/ink" xmlns:am3d="http://schemas.microsoft.com/office/drawing/2017/model3d" xmlns:o="urn:schemas-microsoft-com:office:office" xmlns:oel="http://schemas.microsoft.com/office/2019/extlst" xmlns:r="http://schemas.openxmlformats.org/officeDocument/2006/relationships" xmlns:m="http://schemas.openxmlformats.org/officeDocument/2006/math" xmlns:v="urn:schemas-microsoft-com:vml" xmlns:wp14="http://schemas.microsoft.com/office/word/2010/wordprocessingDrawing" xmlns:wp="http://schemas.openxmlformats.org/drawingml/2006/wordprocessingDrawing" xmlns:w10="urn:schemas-microsoft-com:office:word" xmlns:w="http://schemas.openxmlformats.org/wordprocessingml/2006/main" xmlns:w14="http://schemas.microsoft.com/office/word/2010/wordml" xmlns:w15="http://schemas.microsoft.com/office/word/2012/wordml" xmlns:w16cex="http://schemas.microsoft.com/office/word/2018/wordml/cex" xmlns:w16cid="http://schemas.microsoft.com/office/word/2016/wordml/cid" xmlns:w16="http://schemas.microsoft.com/office/word/2018/wordml" xmlns:w16sdtdh="http://schemas.microsoft.com/office/word/2020/wordml/sdtdatahash" xmlns:w16se="http://schemas.microsoft.com/office/word/2015/wordml/symex" xmlns:wpg="http://schemas.microsoft.com/office/word/2010/wordprocessingGroup" xmlns:wpi="http://schemas.microsoft.com/office/word/2010/wordprocessingInk" xmlns:wne="http://schemas.microsoft.com/office/word/2006/wordml" xmlns:wps="http://schemas.microsoft.com/office/word/2010/wordprocessingShape" mc:Ignorable="w14 w15 w16se w16cid w16 w16cex w16sdtdh wp14">
+<w:footnotes xmlns:wpc="http://schemas.microsoft.com/office/word/2010/wordprocessingCanvas" xmlns:cx="http://schemas.microsoft.com/office/drawing/2014/chartex" xmlns:cx1="http://schemas.microsoft.com/office/drawing/2015/9/8/chartex" xmlns:cx2="http://schemas.microsoft.com/office/drawing/2015/10/21/chartex" xmlns:cx3="http://schemas.microsoft.com/office/drawing/2016/5/9/chartex" xmlns:cx4="http://schemas.microsoft.com/office/drawing/2016/5/10/chartex" xmlns:cx5="http://schemas.microsoft.com/office/drawing/2016/5/11/chartex" xmlns:cx6="http://schemas.microsoft.com/office/drawing/2016/5/12/chartex" xmlns:cx7="http://schemas.microsoft.com/office/drawing/2016/5/13/chartex" xmlns:cx8="http://schemas.microsoft.com/office/drawing/2016/5/14/chartex" xmlns:mc="http://schemas.openxmlformats.org/markup-compatibility/2006" xmlns:aink="http://schemas.microsoft.com/office/drawing/2016/ink" xmlns:am3d="http://schemas.microsoft.com/office/drawing/2017/model3d" xmlns:o="urn:schemas-microsoft-com:office:office" xmlns:oel="http://schemas.microsoft.com/office/2019/extlst" xmlns:r="http://schemas.openxmlformats.org/officeDocument/2006/relationships" xmlns:m="http://schemas.openxmlformats.org/officeDocument/2006/math" xmlns:v="urn:schemas-microsoft-com:vml" xmlns:wp14="http://schemas.microsoft.com/office/word/2010/wordprocessingDrawing" xmlns:wp="http://schemas.openxmlformats.org/drawingml/2006/wordprocessingDrawing" xmlns:w10="urn:schemas-microsoft-com:office:word" xmlns:w="http://schemas.openxmlformats.org/wordprocessingml/2006/main" xmlns:w14="http://schemas.microsoft.com/office/word/2010/wordml" xmlns:w15="http://schemas.microsoft.com/office/word/2012/wordml" xmlns:w16cex="http://schemas.microsoft.com/office/word/2018/wordml/cex" xmlns:w16cid="http://schemas.microsoft.com/office/word/2016/wordml/cid" xmlns:w16="http://schemas.microsoft.com/office/word/2018/wordml" xmlns:w16du="http://schemas.microsoft.com/office/word/2023/wordml/word16du" xmlns:w16sdtdh="http://schemas.microsoft.com/office/word/2020/wordml/sdtdatahash" xmlns:w16sdtfl="http://schemas.microsoft.com/office/word/2024/wordml/sdtformatlock" xmlns:w16se="http://schemas.microsoft.com/office/word/2015/wordml/symex" xmlns:wpg="http://schemas.microsoft.com/office/word/2010/wordprocessingGroup" xmlns:wpi="http://schemas.microsoft.com/office/word/2010/wordprocessingInk" xmlns:wne="http://schemas.microsoft.com/office/word/2006/wordml" xmlns:wps="http://schemas.microsoft.com/office/word/2010/wordprocessingShape" mc:Ignorable="w14 w15 w16se w16cid w16 w16cex w16sdtdh w16sdtfl w16du wp14">
   <w:footnote w:type="separator" w:id="-1">
     <w:p>
       <w:pPr>
@@ -1025,7 +1029,7 @@
 </file>
 
 <file path=word/header1.xml><?xml version="1.0" encoding="utf-8"?>
-<w:hdr xmlns:wpc="http://schemas.microsoft.com/office/word/2010/wordprocessingCanvas" xmlns:cx="http://schemas.microsoft.com/office/drawing/2014/chartex" xmlns:cx1="http://schemas.microsoft.com/office/drawing/2015/9/8/chartex" xmlns:cx2="http://schemas.microsoft.com/office/drawing/2015/10/21/chartex" xmlns:cx3="http://schemas.microsoft.com/office/drawing/2016/5/9/chartex" xmlns:cx4="http://schemas.microsoft.com/office/drawing/2016/5/10/chartex" xmlns:cx5="http://schemas.microsoft.com/office/drawing/2016/5/11/chartex" xmlns:cx6="http://schemas.microsoft.com/office/drawing/2016/5/12/chartex" xmlns:cx7="http://schemas.microsoft.com/office/drawing/2016/5/13/chartex" xmlns:cx8="http://schemas.microsoft.com/office/drawing/2016/5/14/chartex" xmlns:mc="http://schemas.openxmlformats.org/markup-compatibility/2006" xmlns:aink="http://schemas.microsoft.com/office/drawing/2016/ink" xmlns:am3d="http://schemas.microsoft.com/office/drawing/2017/model3d" xmlns:o="urn:schemas-microsoft-com:office:office" xmlns:oel="http://schemas.microsoft.com/office/2019/extlst" xmlns:r="http://schemas.openxmlformats.org/officeDocument/2006/relationships" xmlns:m="http://schemas.openxmlformats.org/officeDocument/2006/math" xmlns:v="urn:schemas-microsoft-com:vml" xmlns:wp14="http://schemas.microsoft.com/office/word/2010/wordprocessingDrawing" xmlns:wp="http://schemas.openxmlformats.org/drawingml/2006/wordprocessingDrawing" xmlns:w10="urn:schemas-microsoft-com:office:word" xmlns:w="http://schemas.openxmlformats.org/wordprocessingml/2006/main" xmlns:w14="http://schemas.microsoft.com/office/word/2010/wordml" xmlns:w15="http://schemas.microsoft.com/office/word/2012/wordml" xmlns:w16cex="http://schemas.microsoft.com/office/word/2018/wordml/cex" xmlns:w16cid="http://schemas.microsoft.com/office/word/2016/wordml/cid" xmlns:w16="http://schemas.microsoft.com/office/word/2018/wordml" xmlns:w16sdtdh="http://schemas.microsoft.com/office/word/2020/wordml/sdtdatahash" xmlns:w16se="http://schemas.microsoft.com/office/word/2015/wordml/symex" xmlns:wpg="http://schemas.microsoft.com/office/word/2010/wordprocessingGroup" xmlns:wpi="http://schemas.microsoft.com/office/word/2010/wordprocessingInk" xmlns:wne="http://schemas.microsoft.com/office/word/2006/wordml" xmlns:wps="http://schemas.microsoft.com/office/word/2010/wordprocessingShape" mc:Ignorable="w14 w15 w16se w16cid w16 w16cex w16sdtdh wp14">
+<w:hdr xmlns:wpc="http://schemas.microsoft.com/office/word/2010/wordprocessingCanvas" xmlns:cx="http://schemas.microsoft.com/office/drawing/2014/chartex" xmlns:cx1="http://schemas.microsoft.com/office/drawing/2015/9/8/chartex" xmlns:cx2="http://schemas.microsoft.com/office/drawing/2015/10/21/chartex" xmlns:cx3="http://schemas.microsoft.com/office/drawing/2016/5/9/chartex" xmlns:cx4="http://schemas.microsoft.com/office/drawing/2016/5/10/chartex" xmlns:cx5="http://schemas.microsoft.com/office/drawing/2016/5/11/chartex" xmlns:cx6="http://schemas.microsoft.com/office/drawing/2016/5/12/chartex" xmlns:cx7="http://schemas.microsoft.com/office/drawing/2016/5/13/chartex" xmlns:cx8="http://schemas.microsoft.com/office/drawing/2016/5/14/chartex" xmlns:mc="http://schemas.openxmlformats.org/markup-compatibility/2006" xmlns:aink="http://schemas.microsoft.com/office/drawing/2016/ink" xmlns:am3d="http://schemas.microsoft.com/office/drawing/2017/model3d" xmlns:o="urn:schemas-microsoft-com:office:office" xmlns:oel="http://schemas.microsoft.com/office/2019/extlst" xmlns:r="http://schemas.openxmlformats.org/officeDocument/2006/relationships" xmlns:m="http://schemas.openxmlformats.org/officeDocument/2006/math" xmlns:v="urn:schemas-microsoft-com:vml" xmlns:wp14="http://schemas.microsoft.com/office/word/2010/wordprocessingDrawing" xmlns:wp="http://schemas.openxmlformats.org/drawingml/2006/wordprocessingDrawing" xmlns:w10="urn:schemas-microsoft-com:office:word" xmlns:w="http://schemas.openxmlformats.org/wordprocessingml/2006/main" xmlns:w14="http://schemas.microsoft.com/office/word/2010/wordml" xmlns:w15="http://schemas.microsoft.com/office/word/2012/wordml" xmlns:w16cex="http://schemas.microsoft.com/office/word/2018/wordml/cex" xmlns:w16cid="http://schemas.microsoft.com/office/word/2016/wordml/cid" xmlns:w16="http://schemas.microsoft.com/office/word/2018/wordml" xmlns:w16du="http://schemas.microsoft.com/office/word/2023/wordml/word16du" xmlns:w16sdtdh="http://schemas.microsoft.com/office/word/2020/wordml/sdtdatahash" xmlns:w16sdtfl="http://schemas.microsoft.com/office/word/2024/wordml/sdtformatlock" xmlns:w16se="http://schemas.microsoft.com/office/word/2015/wordml/symex" xmlns:wpg="http://schemas.microsoft.com/office/word/2010/wordprocessingGroup" xmlns:wpi="http://schemas.microsoft.com/office/word/2010/wordprocessingInk" xmlns:wne="http://schemas.microsoft.com/office/word/2006/wordml" xmlns:wps="http://schemas.microsoft.com/office/word/2010/wordprocessingShape" mc:Ignorable="w14 w15 w16se w16cid w16 w16cex w16sdtdh w16sdtfl w16du wp14">
   <w:p>
     <w:pPr>
       <w:pStyle w:val="Header"/>
@@ -1035,7 +1039,7 @@
 </file>
 
 <file path=word/header2.xml><?xml version="1.0" encoding="utf-8"?>
-<w:hdr xmlns:wpc="http://schemas.microsoft.com/office/word/2010/wordprocessingCanvas" xmlns:cx="http://schemas.microsoft.com/office/drawing/2014/chartex" xmlns:cx1="http://schemas.microsoft.com/office/drawing/2015/9/8/chartex" xmlns:cx2="http://schemas.microsoft.com/office/drawing/2015/10/21/chartex" xmlns:cx3="http://schemas.microsoft.com/office/drawing/2016/5/9/chartex" xmlns:cx4="http://schemas.microsoft.com/office/drawing/2016/5/10/chartex" xmlns:cx5="http://schemas.microsoft.com/office/drawing/2016/5/11/chartex" xmlns:cx6="http://schemas.microsoft.com/office/drawing/2016/5/12/chartex" xmlns:cx7="http://schemas.microsoft.com/office/drawing/2016/5/13/chartex" xmlns:cx8="http://schemas.microsoft.com/office/drawing/2016/5/14/chartex" xmlns:mc="http://schemas.openxmlformats.org/markup-compatibility/2006" xmlns:aink="http://schemas.microsoft.com/office/drawing/2016/ink" xmlns:am3d="http://schemas.microsoft.com/office/drawing/2017/model3d" xmlns:o="urn:schemas-microsoft-com:office:office" xmlns:oel="http://schemas.microsoft.com/office/2019/extlst" xmlns:r="http://schemas.openxmlformats.org/officeDocument/2006/relationships" xmlns:m="http://schemas.openxmlformats.org/officeDocument/2006/math" xmlns:v="urn:schemas-microsoft-com:vml" xmlns:wp14="http://schemas.microsoft.com/office/word/2010/wordprocessingDrawing" xmlns:wp="http://schemas.openxmlformats.org/drawingml/2006/wordprocessingDrawing" xmlns:w10="urn:schemas-microsoft-com:office:word" xmlns:w="http://schemas.openxmlformats.org/wordprocessingml/2006/main" xmlns:w14="http://schemas.microsoft.com/office/word/2010/wordml" xmlns:w15="http://schemas.microsoft.com/office/word/2012/wordml" xmlns:w16cex="http://schemas.microsoft.com/office/word/2018/wordml/cex" xmlns:w16cid="http://schemas.microsoft.com/office/word/2016/wordml/cid" xmlns:w16="http://schemas.microsoft.com/office/word/2018/wordml" xmlns:w16sdtdh="http://schemas.microsoft.com/office/word/2020/wordml/sdtdatahash" xmlns:w16se="http://schemas.microsoft.com/office/word/2015/wordml/symex" xmlns:wpg="http://schemas.microsoft.com/office/word/2010/wordprocessingGroup" xmlns:wpi="http://schemas.microsoft.com/office/word/2010/wordprocessingInk" xmlns:wne="http://schemas.microsoft.com/office/word/2006/wordml" xmlns:wps="http://schemas.microsoft.com/office/word/2010/wordprocessingShape" mc:Ignorable="w14 w15 w16se w16cid w16 w16cex w16sdtdh wp14">
+<w:hdr xmlns:wpc="http://schemas.microsoft.com/office/word/2010/wordprocessingCanvas" xmlns:cx="http://schemas.microsoft.com/office/drawing/2014/chartex" xmlns:cx1="http://schemas.microsoft.com/office/drawing/2015/9/8/chartex" xmlns:cx2="http://schemas.microsoft.com/office/drawing/2015/10/21/chartex" xmlns:cx3="http://schemas.microsoft.com/office/drawing/2016/5/9/chartex" xmlns:cx4="http://schemas.microsoft.com/office/drawing/2016/5/10/chartex" xmlns:cx5="http://schemas.microsoft.com/office/drawing/2016/5/11/chartex" xmlns:cx6="http://schemas.microsoft.com/office/drawing/2016/5/12/chartex" xmlns:cx7="http://schemas.microsoft.com/office/drawing/2016/5/13/chartex" xmlns:cx8="http://schemas.microsoft.com/office/drawing/2016/5/14/chartex" xmlns:mc="http://schemas.openxmlformats.org/markup-compatibility/2006" xmlns:aink="http://schemas.microsoft.com/office/drawing/2016/ink" xmlns:am3d="http://schemas.microsoft.com/office/drawing/2017/model3d" xmlns:o="urn:schemas-microsoft-com:office:office" xmlns:oel="http://schemas.microsoft.com/office/2019/extlst" xmlns:r="http://schemas.openxmlformats.org/officeDocument/2006/relationships" xmlns:m="http://schemas.openxmlformats.org/officeDocument/2006/math" xmlns:v="urn:schemas-microsoft-com:vml" xmlns:wp14="http://schemas.microsoft.com/office/word/2010/wordprocessingDrawing" xmlns:wp="http://schemas.openxmlformats.org/drawingml/2006/wordprocessingDrawing" xmlns:w10="urn:schemas-microsoft-com:office:word" xmlns:w="http://schemas.openxmlformats.org/wordprocessingml/2006/main" xmlns:w14="http://schemas.microsoft.com/office/word/2010/wordml" xmlns:w15="http://schemas.microsoft.com/office/word/2012/wordml" xmlns:w16cex="http://schemas.microsoft.com/office/word/2018/wordml/cex" xmlns:w16cid="http://schemas.microsoft.com/office/word/2016/wordml/cid" xmlns:w16="http://schemas.microsoft.com/office/word/2018/wordml" xmlns:w16du="http://schemas.microsoft.com/office/word/2023/wordml/word16du" xmlns:w16sdtdh="http://schemas.microsoft.com/office/word/2020/wordml/sdtdatahash" xmlns:w16sdtfl="http://schemas.microsoft.com/office/word/2024/wordml/sdtformatlock" xmlns:w16se="http://schemas.microsoft.com/office/word/2015/wordml/symex" xmlns:wpg="http://schemas.microsoft.com/office/word/2010/wordprocessingGroup" xmlns:wpi="http://schemas.microsoft.com/office/word/2010/wordprocessingInk" xmlns:wne="http://schemas.microsoft.com/office/word/2006/wordml" xmlns:wps="http://schemas.microsoft.com/office/word/2010/wordprocessingShape" mc:Ignorable="w14 w15 w16se w16cid w16 w16cex w16sdtdh w16sdtfl w16du wp14">
   <w:p>
     <w:pPr>
       <w:pStyle w:val="Header"/>
@@ -1046,7 +1050,7 @@
 </file>
 
 <file path=word/header3.xml><?xml version="1.0" encoding="utf-8"?>
-<w:hdr xmlns:wpc="http://schemas.microsoft.com/office/word/2010/wordprocessingCanvas" xmlns:cx="http://schemas.microsoft.com/office/drawing/2014/chartex" xmlns:cx1="http://schemas.microsoft.com/office/drawing/2015/9/8/chartex" xmlns:cx2="http://schemas.microsoft.com/office/drawing/2015/10/21/chartex" xmlns:cx3="http://schemas.microsoft.com/office/drawing/2016/5/9/chartex" xmlns:cx4="http://schemas.microsoft.com/office/drawing/2016/5/10/chartex" xmlns:cx5="http://schemas.microsoft.com/office/drawing/2016/5/11/chartex" xmlns:cx6="http://schemas.microsoft.com/office/drawing/2016/5/12/chartex" xmlns:cx7="http://schemas.microsoft.com/office/drawing/2016/5/13/chartex" xmlns:cx8="http://schemas.microsoft.com/office/drawing/2016/5/14/chartex" xmlns:mc="http://schemas.openxmlformats.org/markup-compatibility/2006" xmlns:aink="http://schemas.microsoft.com/office/drawing/2016/ink" xmlns:am3d="http://schemas.microsoft.com/office/drawing/2017/model3d" xmlns:o="urn:schemas-microsoft-com:office:office" xmlns:oel="http://schemas.microsoft.com/office/2019/extlst" xmlns:r="http://schemas.openxmlformats.org/officeDocument/2006/relationships" xmlns:m="http://schemas.openxmlformats.org/officeDocument/2006/math" xmlns:v="urn:schemas-microsoft-com:vml" xmlns:wp14="http://schemas.microsoft.com/office/word/2010/wordprocessingDrawing" xmlns:wp="http://schemas.openxmlformats.org/drawingml/2006/wordprocessingDrawing" xmlns:w10="urn:schemas-microsoft-com:office:word" xmlns:w="http://schemas.openxmlformats.org/wordprocessingml/2006/main" xmlns:w14="http://schemas.microsoft.com/office/word/2010/wordml" xmlns:w15="http://schemas.microsoft.com/office/word/2012/wordml" xmlns:w16cex="http://schemas.microsoft.com/office/word/2018/wordml/cex" xmlns:w16cid="http://schemas.microsoft.com/office/word/2016/wordml/cid" xmlns:w16="http://schemas.microsoft.com/office/word/2018/wordml" xmlns:w16sdtdh="http://schemas.microsoft.com/office/word/2020/wordml/sdtdatahash" xmlns:w16se="http://schemas.microsoft.com/office/word/2015/wordml/symex" xmlns:wpg="http://schemas.microsoft.com/office/word/2010/wordprocessingGroup" xmlns:wpi="http://schemas.microsoft.com/office/word/2010/wordprocessingInk" xmlns:wne="http://schemas.microsoft.com/office/word/2006/wordml" xmlns:wps="http://schemas.microsoft.com/office/word/2010/wordprocessingShape" mc:Ignorable="w14 w15 w16se w16cid w16 w16cex w16sdtdh wp14">
+<w:hdr xmlns:wpc="http://schemas.microsoft.com/office/word/2010/wordprocessingCanvas" xmlns:cx="http://schemas.microsoft.com/office/drawing/2014/chartex" xmlns:cx1="http://schemas.microsoft.com/office/drawing/2015/9/8/chartex" xmlns:cx2="http://schemas.microsoft.com/office/drawing/2015/10/21/chartex" xmlns:cx3="http://schemas.microsoft.com/office/drawing/2016/5/9/chartex" xmlns:cx4="http://schemas.microsoft.com/office/drawing/2016/5/10/chartex" xmlns:cx5="http://schemas.microsoft.com/office/drawing/2016/5/11/chartex" xmlns:cx6="http://schemas.microsoft.com/office/drawing/2016/5/12/chartex" xmlns:cx7="http://schemas.microsoft.com/office/drawing/2016/5/13/chartex" xmlns:cx8="http://schemas.microsoft.com/office/drawing/2016/5/14/chartex" xmlns:mc="http://schemas.openxmlformats.org/markup-compatibility/2006" xmlns:aink="http://schemas.microsoft.com/office/drawing/2016/ink" xmlns:am3d="http://schemas.microsoft.com/office/drawing/2017/model3d" xmlns:o="urn:schemas-microsoft-com:office:office" xmlns:oel="http://schemas.microsoft.com/office/2019/extlst" xmlns:r="http://schemas.openxmlformats.org/officeDocument/2006/relationships" xmlns:m="http://schemas.openxmlformats.org/officeDocument/2006/math" xmlns:v="urn:schemas-microsoft-com:vml" xmlns:wp14="http://schemas.microsoft.com/office/word/2010/wordprocessingDrawing" xmlns:wp="http://schemas.openxmlformats.org/drawingml/2006/wordprocessingDrawing" xmlns:w10="urn:schemas-microsoft-com:office:word" xmlns:w="http://schemas.openxmlformats.org/wordprocessingml/2006/main" xmlns:w14="http://schemas.microsoft.com/office/word/2010/wordml" xmlns:w15="http://schemas.microsoft.com/office/word/2012/wordml" xmlns:w16cex="http://schemas.microsoft.com/office/word/2018/wordml/cex" xmlns:w16cid="http://schemas.microsoft.com/office/word/2016/wordml/cid" xmlns:w16="http://schemas.microsoft.com/office/word/2018/wordml" xmlns:w16du="http://schemas.microsoft.com/office/word/2023/wordml/word16du" xmlns:w16sdtdh="http://schemas.microsoft.com/office/word/2020/wordml/sdtdatahash" xmlns:w16sdtfl="http://schemas.microsoft.com/office/word/2024/wordml/sdtformatlock" xmlns:w16se="http://schemas.microsoft.com/office/word/2015/wordml/symex" xmlns:wpg="http://schemas.microsoft.com/office/word/2010/wordprocessingGroup" xmlns:wpi="http://schemas.microsoft.com/office/word/2010/wordprocessingInk" xmlns:wne="http://schemas.microsoft.com/office/word/2006/wordml" xmlns:wps="http://schemas.microsoft.com/office/word/2010/wordprocessingShape" mc:Ignorable="w14 w15 w16se w16cid w16 w16cex w16sdtdh w16sdtfl w16du wp14">
   <w:p>
     <w:pPr>
       <w:pStyle w:val="Header"/>
@@ -1055,7 +1059,7 @@
     <w:r>
       <w:tab/>
       <w:tab/>
-      <w:t>2026-06-17</w:t>
+      <w:t>2026-06-18</w:t>
       <w:br/>
       <w:br/>
     </w:r>
@@ -1072,7 +1076,7 @@
 </file>
 
 <file path=word/numbering.xml><?xml version="1.0" encoding="utf-8"?>
-<w:numbering xmlns:wpc="http://schemas.microsoft.com/office/word/2010/wordprocessingCanvas" xmlns:cx="http://schemas.microsoft.com/office/drawing/2014/chartex" xmlns:cx1="http://schemas.microsoft.com/office/drawing/2015/9/8/chartex" xmlns:cx2="http://schemas.microsoft.com/office/drawing/2015/10/21/chartex" xmlns:cx3="http://schemas.microsoft.com/office/drawing/2016/5/9/chartex" xmlns:cx4="http://schemas.microsoft.com/office/drawing/2016/5/10/chartex" xmlns:cx5="http://schemas.microsoft.com/office/drawing/2016/5/11/chartex" xmlns:cx6="http://schemas.microsoft.com/office/drawing/2016/5/12/chartex" xmlns:cx7="http://schemas.microsoft.com/office/drawing/2016/5/13/chartex" xmlns:cx8="http://schemas.microsoft.com/office/drawing/2016/5/14/chartex" xmlns:mc="http://schemas.openxmlformats.org/markup-compatibility/2006" xmlns:aink="http://schemas.microsoft.com/office/drawing/2016/ink" xmlns:am3d="http://schemas.microsoft.com/office/drawing/2017/model3d" xmlns:o="urn:schemas-microsoft-com:office:office" xmlns:oel="http://schemas.microsoft.com/office/2019/extlst" xmlns:r="http://schemas.openxmlformats.org/officeDocument/2006/relationships" xmlns:m="http://schemas.openxmlformats.org/officeDocument/2006/math" xmlns:v="urn:schemas-microsoft-com:vml" xmlns:wp14="http://schemas.microsoft.com/office/word/2010/wordprocessingDrawing" xmlns:wp="http://schemas.openxmlformats.org/drawingml/2006/wordprocessingDrawing" xmlns:w10="urn:schemas-microsoft-com:office:word" xmlns:w="http://schemas.openxmlformats.org/wordprocessingml/2006/main" xmlns:w14="http://schemas.microsoft.com/office/word/2010/wordml" xmlns:w15="http://schemas.microsoft.com/office/word/2012/wordml" xmlns:w16cex="http://schemas.microsoft.com/office/word/2018/wordml/cex" xmlns:w16cid="http://schemas.microsoft.com/office/word/2016/wordml/cid" xmlns:w16="http://schemas.microsoft.com/office/word/2018/wordml" xmlns:w16sdtdh="http://schemas.microsoft.com/office/word/2020/wordml/sdtdatahash" xmlns:w16se="http://schemas.microsoft.com/office/word/2015/wordml/symex" xmlns:wpg="http://schemas.microsoft.com/office/word/2010/wordprocessingGroup" xmlns:wpi="http://schemas.microsoft.com/office/word/2010/wordprocessingInk" xmlns:wne="http://schemas.microsoft.com/office/word/2006/wordml" xmlns:wps="http://schemas.microsoft.com/office/word/2010/wordprocessingShape" mc:Ignorable="w14 w15 w16se w16cid w16 w16cex w16sdtdh wp14">
+<w:numbering xmlns:wpc="http://schemas.microsoft.com/office/word/2010/wordprocessingCanvas" xmlns:cx="http://schemas.microsoft.com/office/drawing/2014/chartex" xmlns:cx1="http://schemas.microsoft.com/office/drawing/2015/9/8/chartex" xmlns:cx2="http://schemas.microsoft.com/office/drawing/2015/10/21/chartex" xmlns:cx3="http://schemas.microsoft.com/office/drawing/2016/5/9/chartex" xmlns:cx4="http://schemas.microsoft.com/office/drawing/2016/5/10/chartex" xmlns:cx5="http://schemas.microsoft.com/office/drawing/2016/5/11/chartex" xmlns:cx6="http://schemas.microsoft.com/office/drawing/2016/5/12/chartex" xmlns:cx7="http://schemas.microsoft.com/office/drawing/2016/5/13/chartex" xmlns:cx8="http://schemas.microsoft.com/office/drawing/2016/5/14/chartex" xmlns:mc="http://schemas.openxmlformats.org/markup-compatibility/2006" xmlns:aink="http://schemas.microsoft.com/office/drawing/2016/ink" xmlns:am3d="http://schemas.microsoft.com/office/drawing/2017/model3d" xmlns:o="urn:schemas-microsoft-com:office:office" xmlns:oel="http://schemas.microsoft.com/office/2019/extlst" xmlns:r="http://schemas.openxmlformats.org/officeDocument/2006/relationships" xmlns:m="http://schemas.openxmlformats.org/officeDocument/2006/math" xmlns:v="urn:schemas-microsoft-com:vml" xmlns:wp14="http://schemas.microsoft.com/office/word/2010/wordprocessingDrawing" xmlns:wp="http://schemas.openxmlformats.org/drawingml/2006/wordprocessingDrawing" xmlns:w10="urn:schemas-microsoft-com:office:word" xmlns:w="http://schemas.openxmlformats.org/wordprocessingml/2006/main" xmlns:w14="http://schemas.microsoft.com/office/word/2010/wordml" xmlns:w15="http://schemas.microsoft.com/office/word/2012/wordml" xmlns:w16cex="http://schemas.microsoft.com/office/word/2018/wordml/cex" xmlns:w16cid="http://schemas.microsoft.com/office/word/2016/wordml/cid" xmlns:w16="http://schemas.microsoft.com/office/word/2018/wordml" xmlns:w16du="http://schemas.microsoft.com/office/word/2023/wordml/word16du" xmlns:w16sdtdh="http://schemas.microsoft.com/office/word/2020/wordml/sdtdatahash" xmlns:w16sdtfl="http://schemas.microsoft.com/office/word/2024/wordml/sdtformatlock" xmlns:w16se="http://schemas.microsoft.com/office/word/2015/wordml/symex" xmlns:wpg="http://schemas.microsoft.com/office/word/2010/wordprocessingGroup" xmlns:wpi="http://schemas.microsoft.com/office/word/2010/wordprocessingInk" xmlns:wne="http://schemas.microsoft.com/office/word/2006/wordml" xmlns:wps="http://schemas.microsoft.com/office/word/2010/wordprocessingShape" mc:Ignorable="w14 w15 w16se w16cid w16 w16cex w16sdtdh w16sdtfl w16du wp14">
   <w:abstractNum w:abstractNumId="0" w15:restartNumberingAfterBreak="0">
     <w:nsid w:val="FFFFFF7C"/>
     <w:multiLevelType w:val="singleLevel"/>
@@ -1275,7 +1279,7 @@
 </file>
 
 <file path=word/styles.xml><?xml version="1.0" encoding="utf-8"?>
-<w:styles xmlns:mc="http://schemas.openxmlformats.org/markup-compatibility/2006" xmlns:r="http://schemas.openxmlformats.org/officeDocument/2006/relationships" xmlns:w="http://schemas.openxmlformats.org/wordprocessingml/2006/main" xmlns:w14="http://schemas.microsoft.com/office/word/2010/wordml" xmlns:w15="http://schemas.microsoft.com/office/word/2012/wordml" xmlns:w16cex="http://schemas.microsoft.com/office/word/2018/wordml/cex" xmlns:w16cid="http://schemas.microsoft.com/office/word/2016/wordml/cid" xmlns:w16="http://schemas.microsoft.com/office/word/2018/wordml" xmlns:w16sdtdh="http://schemas.microsoft.com/office/word/2020/wordml/sdtdatahash" xmlns:w16se="http://schemas.microsoft.com/office/word/2015/wordml/symex" mc:Ignorable="w14 w15 w16se w16cid w16 w16cex w16sdtdh">
+<w:styles xmlns:mc="http://schemas.openxmlformats.org/markup-compatibility/2006" xmlns:r="http://schemas.openxmlformats.org/officeDocument/2006/relationships" xmlns:w="http://schemas.openxmlformats.org/wordprocessingml/2006/main" xmlns:w14="http://schemas.microsoft.com/office/word/2010/wordml" xmlns:w15="http://schemas.microsoft.com/office/word/2012/wordml" xmlns:w16cex="http://schemas.microsoft.com/office/word/2018/wordml/cex" xmlns:w16cid="http://schemas.microsoft.com/office/word/2016/wordml/cid" xmlns:w16="http://schemas.microsoft.com/office/word/2018/wordml" xmlns:w16du="http://schemas.microsoft.com/office/word/2023/wordml/word16du" xmlns:w16sdtdh="http://schemas.microsoft.com/office/word/2020/wordml/sdtdatahash" xmlns:w16sdtfl="http://schemas.microsoft.com/office/word/2024/wordml/sdtformatlock" xmlns:w16se="http://schemas.microsoft.com/office/word/2015/wordml/symex" mc:Ignorable="w14 w15 w16se w16cid w16 w16cex w16sdtdh w16sdtfl w16du">
   <w:docDefaults>
     <w:rPrDefault>
       <w:rPr>
@@ -2033,7 +2037,7 @@
     <w:link w:val="TitleChar"/>
     <w:uiPriority w:val="10"/>
     <w:qFormat/>
-    <w:rsid w:val="007106C8"/>
+    <w:rsid w:val="00E854FA"/>
     <w:pPr>
       <w:spacing w:after="300" w:line="240" w:lineRule="auto"/>
       <w:contextualSpacing/>
@@ -2043,7 +2047,7 @@
       <w:rFonts w:eastAsiaTheme="majorEastAsia" w:cstheme="majorBidi"/>
       <w:spacing w:val="5"/>
       <w:kern w:val="28"/>
-      <w:sz w:val="52"/>
+      <w:sz w:val="40"/>
       <w:szCs w:val="52"/>
       <w:lang w:val="sv-SE" w:eastAsia="en-US" w:bidi="ar-SA"/>
     </w:rPr>
@@ -2053,12 +2057,12 @@
     <w:basedOn w:val="DefaultParagraphFont"/>
     <w:link w:val="Title"/>
     <w:uiPriority w:val="10"/>
-    <w:rsid w:val="007106C8"/>
+    <w:rsid w:val="00E854FA"/>
     <w:rPr>
       <w:rFonts w:ascii="Times New Roman" w:eastAsiaTheme="majorEastAsia" w:hAnsi="Times New Roman" w:cstheme="majorBidi"/>
       <w:spacing w:val="5"/>
       <w:kern w:val="28"/>
-      <w:sz w:val="52"/>
+      <w:sz w:val="40"/>
       <w:szCs w:val="52"/>
       <w:lang w:val="sv-SE" w:eastAsia="en-US" w:bidi="ar-SA"/>
     </w:rPr>

--- a/klagomål/A 60840-2023 FSC-klagomål.docx
+++ b/klagomål/A 60840-2023 FSC-klagomål.docx
@@ -1059,7 +1059,7 @@
     <w:r>
       <w:tab/>
       <w:tab/>
-      <w:t>2026-06-18</w:t>
+      <w:t>2026-06-19</w:t>
       <w:br/>
       <w:br/>
     </w:r>

--- a/klagomål/A 60840-2023 FSC-klagomål.docx
+++ b/klagomål/A 60840-2023 FSC-klagomål.docx
@@ -1059,7 +1059,7 @@
     <w:r>
       <w:tab/>
       <w:tab/>
-      <w:t>2026-06-19</w:t>
+      <w:t>2026-06-20</w:t>
       <w:br/>
       <w:br/>
     </w:r>

--- a/klagomål/A 60840-2023 FSC-klagomål.docx
+++ b/klagomål/A 60840-2023 FSC-klagomål.docx
@@ -168,38 +168,7 @@
     </w:p>
     <w:p>
       <w:r>
-        <w:t>Detta dokument behandlar höga naturvärden i avverkningsanmälan A 60840-2023 i Piteå kommun som inkom 2023-11-30 och omfattar 2,7 ha.</w:t>
-      </w:r>
-    </w:p>
-    <w:p>
-      <w:r>
-        <w:t>Nedan presenteras fynd av naturvårdsarter och fridlysta arter som gjorts i det avverkningsanmälda området, samt relevanta utdrag ur standarderna för FSC, Chain of Custody, Controlled Wood och PEFC. I BILAGA 1 finns artfakta om fridlysta arter.</w:t>
-      </w:r>
-    </w:p>
-    <w:p>
-      <w:r>
-        <w:t>Vi förväntar oss att ni återkommer med ett skriftligt svar på vårt klagomål och även beskriver vilka korrigerande åtgärder ni satt in för att rätta till identifierade brister i er efterlevnad av den svenska FSC standarden.</w:t>
-      </w:r>
-    </w:p>
-    <w:p>
-      <w:pPr>
-        <w:pStyle w:val="Heading1"/>
-      </w:pPr>
-      <w:r>
-        <w:t>Naturvårdsarter</w:t>
-      </w:r>
-    </w:p>
-    <w:p>
-      <w:r>
-        <w:t>I avverkningsanmälan har följande 4 naturvårdsarter hittats: mindre hackspett (NT, T, §4), sparvuggla (NT, §4), järpe (T, §4) och spillkråka (T, §4). Av dessa är 2 rödlistade. För rödlistade arter har rödlistekategorin angivits inom parentes. Typiska arter inom Natura 2000 som är kopplade till skogsekosystem har markerats med (T). För fridlysta arter anges även paragrafen i Artskyddsförordningen som arten är fridlyst enligt.</w:t>
-      </w:r>
-    </w:p>
-    <w:p>
-      <w:r>
-        <w:t>De påträffade naturvårdsarterna är ett tydligt kvitto på att det rör sig om en skog med höga naturvärden.</w:t>
-      </w:r>
-      <w:r>
-        <w:t xml:space="preserve"> I Figur 1 visas fyndplatser för naturvårdsarter i området, som finns registrerade på Artportalen.</w:t>
+        <w:t>Detta klagomål behandlar höga naturvärden i avverkningsanmälan A 60840-2023 i Piteå kommun som inkom 2023-11-30 och omfattar 2,7 ha.</w:t>
       </w:r>
     </w:p>
     <w:p>
@@ -247,7 +216,132 @@
         <w:spacing w:after="240"/>
       </w:pPr>
       <w:r>
-        <w:t>Figur 1. Fyndplatser för naturvårdsarter i avverkningsanmälan (röd linje). Markörer utan svart kant är placerade på fyndplatsen. Markörer med svart kant är placerade vid sidan av fyndplatsen och har ett svart streck som visar fyndplatsens exakta position. Kartans mittpunktskoordinat är N 7257362, E 794831 i SWEREF 99 TM.</w:t>
+        <w:t>Figur 1. Fyndplatser för naturvårdsarter i avverkningsanmälan. Markörer utan svart kant är placerade på fyndplatsen. Markörer med svart kant är placerade vid sidan av fyndplatsen har ett svart streck som visar fyndplatsens exakta position. Kartans mittpunktskoordinat är N 7257362, E 794831 i SWEREF 99 TM.</w:t>
+      </w:r>
+    </w:p>
+    <w:p>
+      <w:r>
+        <w:t>I avverkningsanmälan finns fynd av 4 naturvårdsarter, varav 2 är rödlistade, 4 är fridlysta och 3 är typiska (T): mindre hackspett (NT, T, §4), sparvuggla (NT, §4), järpe (T, §4) och spillkråka (T, §4). Se Figur 1.</w:t>
+      </w:r>
+    </w:p>
+    <w:p>
+      <w:r>
+        <w:t>Nedan presenteras relevanta utdrag ur standarderna för FSC, Chain of Custody, Controlled Wood och PEFC.</w:t>
+      </w:r>
+    </w:p>
+    <w:p>
+      <w:r>
+        <w:t>Vi förväntar oss att ni återkommer med ett skriftligt svar på vårt klagomål och även beskriver vilka korrigerande åtgärder ni satt in för att rätta till identifierade brister i er efterlevnad av den svenska FSC standarden.</w:t>
+      </w:r>
+    </w:p>
+    <w:p>
+      <w:pPr>
+        <w:pStyle w:val="Heading1"/>
+      </w:pPr>
+      <w:r>
+        <w:t>Naturvårdsarter och fridlysta arter</w:t>
+      </w:r>
+    </w:p>
+    <w:p>
+      <w:r>
+        <w:t>Nedan följer beskrivningar av de naturvårdsarter och fridlysta arter som har sina livsmiljöer och växtplatser i den avverkningsanmälda skogen. Se även ytterligare artfakta i BILAGA 1. De påträffade naturvårdsarterna är ett tydligt kvitto på att det rör sig om en skog med höga naturvärden.</w:t>
+      </w:r>
+    </w:p>
+    <w:p>
+      <w:r>
+        <w:rPr>
+          <w:b/>
+        </w:rPr>
+        <w:t>Mindre hackspett (NT, §4)</w:t>
+      </w:r>
+      <w:r>
+        <w:t xml:space="preserve"> är rödlistad som nära hotad, fridlyst och prioriterad art i Skogsvårdslagen. Minskningstakten har uppgått till 25 (10–40) % under de senaste 15 åren och bedöms vara nära gränsvärdet för Sårbar (VU). (A2bc). Arten har stora revir och höga krav när det gäller förekomst av lövskog på landskapsnivå. För att häcka framgångsrikt behöver ett par cirka 40 ha äldre lövdominerad skog inom ett område på upp till 200 ha. Under vintern kan födosök även ske i äldre grandominerad skog. Mindre hackspett är typisk art för </w:t>
+      </w:r>
+      <w:r>
+        <w:rPr>
+          <w:i/>
+        </w:rPr>
+        <w:t>9010 Taiga, 9750 Svämlövskog, 9080 Lövsumpskog, 9030 Landhöjningsskog och 9040 Fjällbjörkskog</w:t>
+      </w:r>
+      <w:r>
+        <w:t xml:space="preserve"> (SLU Artdatabanken, 2021; Skogsstyrelsen, 2016).</w:t>
+      </w:r>
+    </w:p>
+    <w:p>
+      <w:r>
+        <w:rPr>
+          <w:b/>
+        </w:rPr>
+        <w:t>Sparvuggla (NT, §4)</w:t>
+      </w:r>
+      <w:r>
+        <w:t xml:space="preserve"> är fridlyst enligt 4§ artskyddsförordningen och omfattas av bilaga 1 EU:s fågeldirektiv. Den har minskat med 15 (5–25) % under de senaste 15 åren och minskningstakten för den svenska populationen bedöms vara nära gränsvärdet för Sårbar (VU).  Sparvugglan häckar i naturskog samt i klassisk bondeskog och förekommer främst i större skogsområden som domineras av barrblandskog med stort inslag av asp, björk och andra lövträd. Den behöver relativt stora skogsområden och saknas helt i mindre skogar och isolerade dungar. Reviren är i storleksordningen upp till 200 hektar. Sparvugglan missgynnas av överföring av variationsrika bondeskogar till ensartade produktionsskogar. Särskilt avverkning av lövträdsrika kantzoner och igenplantering av gamla inägor (SLU Artdatabanken, 2026; Skogsstyrelsen, 2016).</w:t>
+      </w:r>
+    </w:p>
+    <w:p>
+      <w:r>
+        <w:rPr>
+          <w:b/>
+        </w:rPr>
+        <w:t>Järpe (§4)</w:t>
+      </w:r>
+      <w:r>
+        <w:t xml:space="preserve">, som är upptagen i bilaga 1 och 2 EU:s fågeldirektiv, är mycket stationär inom sitt revir som är minst 25 hektar stort. Livsmiljöerna utgörs av tät barrskog med inblandning av lövträd och en väl utvecklad flerskiktad struktur med bärris och yngre eller undertryckta, täta granar i ett lägre skikt, ofta utmed bäckar och åar inne i den skyddande granskogen. Den överlever inte om dess livsmiljö kalavverkas och är även känslig för röjning, gallring och avverkning där unga granar och lövträd inte sparas i tillräcklig omfattning. Arten finns i sammanhängande grandominerad skog över hela Sverige men förekomsterna är betydligt glesare i Götaland än i övriga landet. Järpe är typisk art för </w:t>
+      </w:r>
+      <w:r>
+        <w:rPr>
+          <w:i/>
+        </w:rPr>
+        <w:t xml:space="preserve">9010 Taiga, 9080 Lövsumpskog </w:t>
+      </w:r>
+      <w:r>
+        <w:t xml:space="preserve">och </w:t>
+      </w:r>
+      <w:r>
+        <w:rPr>
+          <w:i/>
+        </w:rPr>
+        <w:t xml:space="preserve">9740 Skogsbevuxen myr </w:t>
+      </w:r>
+      <w:r>
+        <w:t>(SLU Artdatabanken, 2026).</w:t>
+      </w:r>
+    </w:p>
+    <w:p>
+      <w:r>
+        <w:rPr>
+          <w:b/>
+        </w:rPr>
+        <w:t>Spillkråka (§4)</w:t>
+      </w:r>
+      <w:r>
+        <w:t xml:space="preserve"> omfattas av bilaga 1 i EU:s fågeldirektiv och är typisk art för </w:t>
+      </w:r>
+      <w:r>
+        <w:rPr>
+          <w:i/>
+        </w:rPr>
+        <w:t xml:space="preserve">9010 Taiga </w:t>
+      </w:r>
+      <w:r>
+        <w:t>och</w:t>
+      </w:r>
+      <w:r>
+        <w:rPr>
+          <w:i/>
+        </w:rPr>
+        <w:t xml:space="preserve"> 9740 Skogsbevuxen myr</w:t>
+      </w:r>
+      <w:r>
+        <w:t>. Den behöver grova träd, främst tall, asp och bok som boträd. Skogsbruk med korta omloppstider och täta, homogena ungskogar utgör det största hotet. Spillkråka är en nyckelart i skogliga miljöer vars övergivna bohål utnyttjas av flera andra hålhäckande fågelarter och fladdermöss, däribland pärluggla (EN, §4), knipa (§4), salskrake (§4) och skogsduva (§4). Hökuggla (VU, §4) och slaguggla (§4) häckar ofta i högstubbar som brutits av i höjd med ett gammalt spillkråkebo (SLU Artdatabanken, 2026; Skogsstyrelsen, 2016).</w:t>
+      </w:r>
+    </w:p>
+    <w:p>
+      <w:pPr>
+        <w:pStyle w:val="Heading1"/>
+      </w:pPr>
+      <w:r>
+        <w:t>Certifiering</w:t>
       </w:r>
     </w:p>
     <w:p>
@@ -255,26 +349,18 @@
         <w:pStyle w:val="Heading2"/>
       </w:pPr>
       <w:r>
-        <w:t>Fridlysta arter</w:t>
+        <w:t>Ur FSC-standarden</w:t>
       </w:r>
     </w:p>
     <w:p>
-      <w:r>
-        <w:t>Följande fridlysta arter har sina livsmiljöer och växtplatser i den avverkningsanmälda skogen: mindre hackspett (NT, T, §4), sparvuggla (NT, §4), järpe (T, §4) och spillkråka (T, §4).</w:t>
-      </w:r>
-    </w:p>
-    <w:p>
-      <w:r>
-        <w:t xml:space="preserve">Observera att medlemsländerna är skyldiga att agera i enlighet med EU:s fågeldirektiv där det uttryckligen står att direktivet gäller för fåglar samt för deras ägg, bon och </w:t>
-      </w:r>
       <w:r>
         <w:rPr>
           <w:b/>
         </w:rPr>
-        <w:t xml:space="preserve">livsmiljöer </w:t>
-      </w:r>
-      <w:r>
-        <w:t>(artikel 1). Vidare att de åtgärder som vidtas inte får leda till en försämring av den nuvarande situationen beträffande bevarandet av de fågelarter som avses i artikel 1 (artikel 13). Fågeldirektivet är styrande för tillsynsansvariga myndigheters ärendehantering, ställningstaganden och beslutsfattande.</w:t>
+        <w:t xml:space="preserve">PRINCIP 1: LAGEFTERLEVNAD: </w:t>
+      </w:r>
+      <w:r>
+        <w:t>Certifikatsinnehavaren ska följa alla tillämpliga lagar, förordningar och nationellt ratificerade internationella avtal, konventioner och överenskommelser.</w:t>
       </w:r>
     </w:p>
     <w:p>
@@ -282,28 +368,89 @@
         <w:rPr>
           <w:b/>
         </w:rPr>
-        <w:t>Järpe (§4)</w:t>
-      </w:r>
-      <w:r>
-        <w:t xml:space="preserve">, som är upptagen i bilaga 1 och 2 EU:s fågeldirektiv, är mycket stationär inom sitt revir som är minst 25 hektar stort. Livsmiljöerna utgörs av tät barrskog med inblandning av lövträd och en väl utvecklad flerskiktad struktur med bärris och yngre eller undertryckta, täta granar i ett lägre skikt, ofta utmed bäckar och åar inne i den skyddande granskogen. Den överlever inte om dess livsmiljö kalavverkas och är även känslig för röjning, gallring och avverkning där unga granar och lövträd inte sparas i tillräcklig omfattning. Arten finns i sammanhängande grandominerad skog över hela Sverige men förekomsterna är betydligt glesare i Götaland än i övriga landet. Järpe är typisk art för </w:t>
+        <w:t xml:space="preserve">1.3.1 </w:t>
+      </w:r>
+      <w:r>
+        <w:t>Tillämpliga lagar och föreskrifter för brukandet av skogen följs.</w:t>
+      </w:r>
+    </w:p>
+    <w:p>
+      <w:pPr>
+        <w:pStyle w:val="ListBullet"/>
+      </w:pPr>
+      <w:r>
+        <w:rPr>
+          <w:b/>
+          <w:i/>
+        </w:rPr>
+        <w:t xml:space="preserve">Kommentar: </w:t>
+      </w:r>
+      <w:r>
+        <w:t>I den avverkningsanmälda skogen har fridlysta arter sina livsmiljöer och växtplatser. Att skada de fridlysta arternas livsmiljöer, växtplatser eller ekologiska funktion är inte tillåtet enligt artskyddsförordningen.</w:t>
       </w:r>
       <w:r>
         <w:rPr>
           <w:i/>
         </w:rPr>
-        <w:t xml:space="preserve">9010 Taiga, 9080 Lövsumpskog </w:t>
-      </w:r>
-      <w:r>
-        <w:t xml:space="preserve">och </w:t>
+        <w:t xml:space="preserve"> EU:s medlemsländer och skogsbolag är skyldiga att agera i enlighet med EU:s fågeldirektiv där det uttryckligen står att direktivet gäller för fåglar samt för deras ägg, bon och </w:t>
+      </w:r>
+      <w:r>
+        <w:rPr>
+          <w:b/>
+          <w:i/>
+        </w:rPr>
+        <w:t xml:space="preserve">livsmiljöer </w:t>
+      </w:r>
+      <w:r>
+        <w:t>(artikel 1). Vidare att de åtgärder som vidtas inte får leda till en försämring av den nuvarande situationen beträffande bevarandet av de fågelarter som avses i artikel 1 (artikel 13).</w:t>
+      </w:r>
+    </w:p>
+    <w:p>
+      <w:r>
+        <w:rPr>
+          <w:b/>
+        </w:rPr>
+        <w:t xml:space="preserve">6.4 </w:t>
+      </w:r>
+      <w:r>
+        <w:t>Certifikatsinnehavaren ska skydda sällsynta arter och hotade arter samt deras livsmiljöer inom skogsbruksenheten. Det ska ske genom avsättningar, andra skyddade områden och genom att skapa konnektivitet och/eller genom andra direkta åtgärder som gynnar dessa arters överlevnad och livskraft. Åtgärderna ska stå i förhållande till brukandets skala, intensitet och risk, samt till sällsynta och hotade arters bevarandestatus och ekologiska krav. Certifikatsinnehavaren ska beakta den geografiska spridningen och ekologiska krav hos sällsynta och hotade arter utanför skogsbruksenhetens gränser när beslut om åtgärder inom skogsbruksenheten ska fattas.</w:t>
+      </w:r>
+    </w:p>
+    <w:p>
+      <w:r>
+        <w:rPr>
+          <w:b/>
+        </w:rPr>
+        <w:t xml:space="preserve">6.4.3 </w:t>
+      </w:r>
+      <w:r>
+        <w:t>Bevarandeåtgärder genomförs för de kända förekomster av rödlistade arter som påverkas av skogsbruk.</w:t>
+      </w:r>
+    </w:p>
+    <w:p>
+      <w:pPr>
+        <w:pStyle w:val="ListBullet"/>
+      </w:pPr>
+      <w:r>
+        <w:rPr>
+          <w:b/>
+          <w:i/>
+        </w:rPr>
+        <w:t xml:space="preserve">Kommentar: </w:t>
       </w:r>
       <w:r>
         <w:rPr>
           <w:i/>
         </w:rPr>
-        <w:t xml:space="preserve">9740 Skogsbevuxen myr </w:t>
-      </w:r>
-      <w:r>
-        <w:t>(SLU Artdatabanken, 2026).</w:t>
+        <w:t>I det avverkningsanmälda skogsområdet har 4 naturvårdsarter varav 2 rödlistade arter sina livsmiljöer och växtplatser.</w:t>
+      </w:r>
+    </w:p>
+    <w:p>
+      <w:pPr>
+        <w:pStyle w:val="Heading2"/>
+      </w:pPr>
+      <w:r>
+        <w:t>Ur Chain of Custody Certification (FSC-STD-40-004 ver 3.0)</w:t>
       </w:r>
     </w:p>
     <w:p>
@@ -311,64 +458,144 @@
         <w:rPr>
           <w:b/>
         </w:rPr>
-        <w:t>Mindre hackspett (NT, §4)</w:t>
-      </w:r>
-      <w:r>
-        <w:t xml:space="preserve"> är rödlistad som nära hotad, fridlyst och prioriterad art i Skogsvårdslagen. Minskningstakten har uppgått till 25 (10–40) % under de senaste 15 åren och bedöms vara nära gränsvärdet för Sårbar (VU). (A2bc). Arten har stora revir och höga krav när det gäller förekomst av lövskog på landskapsnivå. För att häcka framgångsrikt behöver ett par cirka 40 ha äldre lövdominerad skog inom ett område på upp till 200 ha. Under vintern kan födosök även ske i äldre grandominerad skog. Mindre hackspett är typisk art för </w:t>
+        <w:t xml:space="preserve">1.3 </w:t>
+      </w:r>
+      <w:r>
+        <w:t xml:space="preserve">The organization shall commit to the FSC values as defined in FSC-POL-01-004 Policy for the Association of Organizations with FSC. </w:t>
+      </w:r>
+    </w:p>
+    <w:p>
+      <w:pPr>
+        <w:pStyle w:val="Heading2"/>
+      </w:pPr>
+      <w:r>
+        <w:t>Ur FSC:s policy för associerade organisationer (FSC-POL-01-004)</w:t>
+      </w:r>
+    </w:p>
+    <w:p>
+      <w:r>
+        <w:t xml:space="preserve">Som “Chain of Custody”-certifierad organisation är skogsbolaget bunden av de fastställda reglerna i Del 1 Punkt 1 c) i Policy för organisationer associerade med FSC (FSC-POL-01-004 V2-0 EN + SVE version 2012-03-02): </w:t>
+      </w:r>
+    </w:p>
+    <w:p>
+      <w:pPr>
+        <w:pStyle w:val="ListNumber"/>
+      </w:pPr>
+      <w:r>
+        <w:t>De organisationer FSC kan acceptera association med får inte direkt eller indirekt ha några kopplingar till nedanstående, oacceptabla aktiviteter:</w:t>
+      </w:r>
+    </w:p>
+    <w:p>
+      <w:pPr>
+        <w:ind w:left="357"/>
+      </w:pPr>
+      <w:r>
+        <w:t>a) Olaglig skogsavverkning och handel med olagligt avverkat virke eller skogsprodukter</w:t>
+      </w:r>
+    </w:p>
+    <w:p>
+      <w:pPr>
+        <w:ind w:left="357"/>
+      </w:pPr>
+      <w:r>
+        <w:t>...</w:t>
+      </w:r>
+    </w:p>
+    <w:p>
+      <w:pPr>
+        <w:ind w:left="357"/>
+      </w:pPr>
+      <w:r>
+        <w:t>c) Skogsbruk som förstör höga naturvärden</w:t>
+      </w:r>
+    </w:p>
+    <w:p>
+      <w:pPr>
+        <w:ind w:left="357"/>
+      </w:pPr>
+      <w:r>
+        <w:t>d) Betydande omvandling av skog till plantager eller annan, icke skoglig, markanvändning</w:t>
+      </w:r>
+    </w:p>
+    <w:p>
+      <w:pPr>
+        <w:pStyle w:val="ListBullet"/>
+      </w:pPr>
+      <w:r>
+        <w:rPr>
+          <w:b/>
+          <w:i/>
+        </w:rPr>
+        <w:t xml:space="preserve">Kommentar: </w:t>
       </w:r>
       <w:r>
         <w:rPr>
           <w:i/>
         </w:rPr>
-        <w:t>9010 Taiga, 9750 Svämlövskog, 9080 Lövsumpskog, 9030 Landhöjningsskog och 9040 Fjällbjörkskog</w:t>
-      </w:r>
-      <w:r>
-        <w:t xml:space="preserve"> (SLU Artdatabanken, 2021; Skogsstyrelsen, 2016).</w:t>
+        <w:t>Avverkning av skog med höga naturvärden samt skada på fridlysta arter strider både mot FSC Controlled Wood-standarden och FSC:s policy for associerade organisationer.</w:t>
       </w:r>
     </w:p>
     <w:p>
+      <w:pPr>
+        <w:pStyle w:val="Heading2"/>
+      </w:pPr>
+      <w:r>
+        <w:t>Ur FSC Controlled Wood (FSC-STD-40-005)</w:t>
+      </w:r>
+    </w:p>
+    <w:p>
+      <w:r>
+        <w:t>Virke som inte accepteras i FSC-märkta produkter (oacceptabelt ursprung) enligt FSC Controlled Wood (FSC-STD-40-005):</w:t>
+      </w:r>
+    </w:p>
+    <w:p>
+      <w:pPr>
+        <w:pStyle w:val="ListNumber"/>
+      </w:pPr>
+      <w:r>
+        <w:t>Illegalt avverkat virke.</w:t>
+      </w:r>
+    </w:p>
+    <w:p>
+      <w:pPr>
+        <w:pStyle w:val="ListNumber"/>
+      </w:pPr>
+      <w:r>
+        <w:t>...</w:t>
+      </w:r>
+    </w:p>
+    <w:p>
+      <w:pPr>
+        <w:pStyle w:val="ListNumber"/>
+      </w:pPr>
+      <w:r>
+        <w:t>Virke från avverkningar som hotar höga naturvärden.</w:t>
+      </w:r>
+    </w:p>
+    <w:p>
+      <w:pPr>
+        <w:pStyle w:val="ListNumber"/>
+      </w:pPr>
+      <w:r>
+        <w:t>Virke från skog som konverteras till plantager eller icke-skogligt bruk.</w:t>
+      </w:r>
+    </w:p>
+    <w:p>
+      <w:pPr>
+        <w:pStyle w:val="ListBullet"/>
+      </w:pPr>
       <w:r>
         <w:rPr>
           <w:b/>
+          <w:i/>
         </w:rPr>
-        <w:t>Sparvuggla (NT, §4)</w:t>
-      </w:r>
-      <w:r>
-        <w:t xml:space="preserve"> är fridlyst enligt 4§ artskyddsförordningen och omfattas av bilaga 1 EU:s fågeldirektiv. Den har minskat med 15 (5–25) % under de senaste 15 åren och minskningstakten för den svenska populationen bedöms vara nära gränsvärdet för Sårbar (VU).  Sparvugglan häckar i naturskog samt i klassisk bondeskog och förekommer främst i större skogsområden som domineras av barrblandskog med stort inslag av asp, björk och andra lövträd. Den behöver relativt stora skogsområden och saknas helt i mindre skogar och isolerade dungar. Reviren är i storleksordningen upp till 200 hektar. Sparvugglan missgynnas av överföring av variationsrika bondeskogar till ensartade produktionsskogar. Särskilt avverkning av lövträdsrika kantzoner och igenplantering av gamla inägor (SLU Artdatabanken, 2026; Skogsstyrelsen, 2016).</w:t>
-      </w:r>
-    </w:p>
-    <w:p>
-      <w:r>
-        <w:rPr>
-          <w:b/>
-        </w:rPr>
-        <w:t>Spillkråka (§4)</w:t>
-      </w:r>
-      <w:r>
-        <w:t xml:space="preserve"> omfattas av bilaga 1 i EU:s fågeldirektiv och är typisk art för </w:t>
+        <w:t xml:space="preserve">Kommentar: </w:t>
       </w:r>
       <w:r>
         <w:rPr>
           <w:i/>
         </w:rPr>
-        <w:t xml:space="preserve">9010 Taiga </w:t>
-      </w:r>
-      <w:r>
-        <w:t>och</w:t>
-      </w:r>
-      <w:r>
-        <w:rPr>
-          <w:i/>
-        </w:rPr>
-        <w:t xml:space="preserve"> 9740 Skogsbevuxen myr</w:t>
-      </w:r>
-      <w:r>
-        <w:t>. Den behöver grova träd, främst tall, asp och bok som boträd. Skogsbruk med korta omloppstider och täta, homogena ungskogar utgör det största hotet. Spillkråka är en nyckelart i skogliga miljöer vars övergivna bohål utnyttjas av flera andra hålhäckande fågelarter och fladdermöss, däribland pärluggla (EN, §4), knipa (§4), salskrake (§4) och skogsduva (§4). Hökuggla (VU, §4) och slaguggla (§4) häckar ofta i högstubbar som brutits av i höjd med ett gammalt spillkråkebo (SLU Artdatabanken, 2026; Skogsstyrelsen, 2016).</w:t>
-      </w:r>
-    </w:p>
-    <w:p>
-      <w:r>
-        <w:t>I BILAGA 1 finns mer detaljerad information om ekologi samt krav på livsmiljö hos fridlysta arter.</w:t>
+        <w:t>Avverkning av skog med höga naturvärden samt skada på fridlysta arter strider både mot FSC Controlled Wood-standarden och FSC:s policy for associerade organisationer.</w:t>
       </w:r>
     </w:p>
     <w:p>
@@ -376,7 +603,80 @@
         <w:pStyle w:val="Heading1"/>
       </w:pPr>
       <w:r>
-        <w:t>Certifiering</w:t>
+        <w:t>Ur PEFC-standarden gällande lagefterlevnad</w:t>
+      </w:r>
+    </w:p>
+    <w:p>
+      <w:r>
+        <w:t>PEFC-standarden förutsätter att tillämplig svensk lagstiftning följs. Det är utsedd tillsynsmyndighet som ansvarar för tillsyn av lagens efterlevnad. PEFC-standarden återger innehållet i vissa certifieringskritiska lag- och föreskriftskrav vilka ska ingå i granskning av PEFC-systemets efterlevnad.</w:t>
+      </w:r>
+    </w:p>
+    <w:p>
+      <w:pPr>
+        <w:pStyle w:val="ListBullet"/>
+      </w:pPr>
+      <w:r>
+        <w:rPr>
+          <w:b/>
+          <w:i/>
+        </w:rPr>
+        <w:t xml:space="preserve">Kommentar: </w:t>
+      </w:r>
+      <w:r>
+        <w:rPr>
+          <w:i/>
+        </w:rPr>
+        <w:t>I den avverkningsanmälda skogen har fridlysta arter sina livsmiljöer och växtplatser. Att skada de fridlysta arternas livsmiljöer, växtplatser eller ekologiska funktion är inte tillåtet enligt artskyddsförordningen</w:t>
+      </w:r>
+    </w:p>
+    <w:p>
+      <w:r>
+        <w:br w:type="page"/>
+      </w:r>
+    </w:p>
+    <w:p>
+      <w:pPr>
+        <w:pStyle w:val="Title"/>
+      </w:pPr>
+      <w:r>
+        <w:t>BILAGA 1 – Fridlysta arter</w:t>
+      </w:r>
+    </w:p>
+    <w:p>
+      <w:pPr>
+        <w:pStyle w:val="Heading1"/>
+      </w:pPr>
+      <w:r>
+        <w:t>Mindre hackspett – ekologi samt krav på livsmiljön</w:t>
+      </w:r>
+    </w:p>
+    <w:p>
+      <w:r>
+        <w:t xml:space="preserve">Mindre hackspett (NT) är rödlistad som nära hotad, fridlyst och prioriterad art i Skogsvårdslagen. Den är typisk art för </w:t>
+      </w:r>
+      <w:r>
+        <w:rPr>
+          <w:i/>
+        </w:rPr>
+        <w:t>9010 Taiga, 9750 Svämlövskog, 9080 Lövsumpskog, 9030 Landhöjningsskog och 9040 Fjällbjörkskog</w:t>
+      </w:r>
+      <w:r>
+        <w:t>. Minskningstakten har uppgått till 25 (10–40) % under de senaste 15 åren och bedöms vara nära gränsvärdet för Sårbar (VU). (A2bc). (SLU Artdatabanken 2021).</w:t>
+      </w:r>
+    </w:p>
+    <w:p>
+      <w:r>
+        <w:t>Den mindre hackspetten lever i löv- och blandskog med förekomst av äldre lövträd, gärna ädellövträd i södra Sverige. Norrut förekommer arten i gamla löv- och blandskogar med al, björk och asp. Ett mycket glest bestånd förekommer i fjällbjörkskogen. Under vintern kan födosök ske även i äldre grandominerad skog, troligen för att den ger bättre skydd mot rovdjur och rovfåglar än ren lövskog. (SLU Artdatabanken, 2021).</w:t>
+      </w:r>
+    </w:p>
+    <w:p>
+      <w:r>
+        <w:t>Arten har stora revir och höga krav när det gäller förekomst av lövskog på landskapsnivå. För att häcka framgångsrikt behöver ett par cirka 40 ha äldre lövdominerad skog inom ett område på upp till 200 ha. Under vintern utsträcks födosöket till ett större område på flera hundra hektar, men varje individ återvänder till samma natthål kväll efter kväll. Arten häckar i murkna lövträdsstammar eller stubbar (oftast klibbal eller björk), vanligen 3–7 meter över marken. Ett nytt bohål hackas ut varje vår (Skogsstyrelsen, 2016 &amp; SLU Artdatabanken, 2021).</w:t>
+      </w:r>
+    </w:p>
+    <w:p>
+      <w:r>
+        <w:t>Den mindre hackspetten missgynnas av gallring i löv- och blandskogar, om lövträd tas bort. Vidare så missgynnas arten starkt genom avverkning av äldre lövträd, dränering och avverkning av al- och björkkärr, röjning eller gallring av täta strandskogar, alkärr samt borttagande av murkna träd och grenar. Nedhuggning av äldre hagmarksbjörkar och alar är också negativt. Arten hotas dessutom av biobränsleuttag i gamla inägomarker och andra lövskogar (Skogsstyrelsen, 2016 &amp; SLU Artdatabanken, 2021).</w:t>
       </w:r>
     </w:p>
     <w:p>
@@ -384,100 +684,53 @@
         <w:pStyle w:val="Heading2"/>
       </w:pPr>
       <w:r>
-        <w:t>Ur FSC-standarden</w:t>
+        <w:t>Referenser – mindre hackspett</w:t>
       </w:r>
     </w:p>
     <w:p>
       <w:r>
+        <w:t xml:space="preserve">Skogsstyrelsen, 2016. </w:t>
+      </w:r>
+      <w:r>
         <w:rPr>
-          <w:b/>
+          <w:i/>
         </w:rPr>
-        <w:t xml:space="preserve">PRINCIP 1: LAGEFTERLEVNAD: </w:t>
-      </w:r>
-      <w:r>
-        <w:t>Certifikatsinnehavaren ska följa alla tillämpliga lagar, förordningar och nationellt ratificerade internationella avtal, konventioner och överenskommelser.</w:t>
+        <w:t xml:space="preserve">Vägledning för hänsyn till mindre hackspett. </w:t>
+      </w:r>
+      <w:r>
+        <w:t>https://www.skogsstyrelsen.se/globalassets/lag-och-tillsyn/artskydd/vagledningar-for-hansyn-till-faglar/mindre-hackspett-vagledning-hansyn2.pdf</w:t>
       </w:r>
     </w:p>
     <w:p>
       <w:r>
+        <w:t xml:space="preserve">SLU Artdatabanken, 2021. </w:t>
+      </w:r>
+      <w:r>
         <w:rPr>
-          <w:b/>
+          <w:i/>
         </w:rPr>
-        <w:t xml:space="preserve">1.3.1 </w:t>
-      </w:r>
-      <w:r>
-        <w:t>Tillämpliga lagar och föreskrifter för brukandet av skogen följs.</w:t>
+        <w:t xml:space="preserve">Artfaktablad. Naturvård – artfakta. </w:t>
+      </w:r>
+      <w:r>
+        <w:t>SLU Artdatabanken, Uppsala</w:t>
       </w:r>
     </w:p>
     <w:p>
       <w:pPr>
-        <w:pStyle w:val="ListBullet"/>
+        <w:pStyle w:val="Heading1"/>
       </w:pPr>
       <w:r>
-        <w:rPr>
-          <w:b/>
-          <w:i/>
-        </w:rPr>
-        <w:t xml:space="preserve">Kommentar: </w:t>
-      </w:r>
-      <w:r>
-        <w:t>I den avverkningsanmälda skogen har fridlysta arter sina livsmiljöer och växtplatser. Att skada de fridlysta arternas livsmiljöer, växtplatser eller ekologiska funktion är inte tillåtet enligt artskyddsförordningen.</w:t>
-      </w:r>
-      <w:r>
-        <w:rPr>
-          <w:i/>
-        </w:rPr>
-        <w:t xml:space="preserve"> EU:s medlemsländer och skogsbolag är skyldiga att agera i enlighet med EU:s fågeldirektiv där det uttryckligen står att direktivet gäller för fåglar samt för deras ägg, bon och </w:t>
-      </w:r>
-      <w:r>
-        <w:rPr>
-          <w:b/>
-          <w:i/>
-        </w:rPr>
-        <w:t xml:space="preserve">livsmiljöer </w:t>
-      </w:r>
-      <w:r>
-        <w:t>(artikel 1). Vidare att de åtgärder som vidtas inte får leda till en försämring av den nuvarande situationen beträffande bevarandet av de fågelarter som avses i artikel 1 (artikel 13).</w:t>
+        <w:t>Sparvuggla – ekologi samt krav på livsmiljön</w:t>
       </w:r>
     </w:p>
     <w:p>
       <w:r>
-        <w:rPr>
-          <w:b/>
-        </w:rPr>
-        <w:t xml:space="preserve">6.4 </w:t>
-      </w:r>
-      <w:r>
-        <w:t>Certifikatsinnehavaren ska skydda sällsynta arter och hotade arter samt deras livsmiljöer inom skogsbruksenheten. Det ska ske genom avsättningar, andra skyddade områden och genom att skapa konnektivitet och/eller genom andra direkta åtgärder som gynnar dessa arters överlevnad och livskraft. Åtgärderna ska stå i förhållande till brukandets skala, intensitet och risk, samt till sällsynta och hotade arters bevarandestatus och ekologiska krav. Certifikatsinnehavaren ska beakta den geografiska spridningen och ekologiska krav hos sällsynta och hotade arter utanför skogsbruksenhetens gränser när beslut om åtgärder inom skogsbruksenheten ska fattas.</w:t>
+        <w:t>Sparvuggla (NT, §4) är fridlyst enligt 4§ artskyddsförordningen och omfattas av bilaga 1 EU:s fågeldirektiv. Den har minskat med 15 (5–25) % under de senaste 15 åren och minskningstakten för den svenska populationen bedöms vara nära gränsvärdet för Sårbar (VU) (SLU Artdatabanken 2026).</w:t>
       </w:r>
     </w:p>
     <w:p>
       <w:r>
-        <w:rPr>
-          <w:b/>
-        </w:rPr>
-        <w:t xml:space="preserve">6.4.3 </w:t>
-      </w:r>
-      <w:r>
-        <w:t>Bevarandeåtgärder genomförs för de kända förekomster av rödlistade arter som påverkas av skogsbruk.</w:t>
-      </w:r>
-    </w:p>
-    <w:p>
-      <w:pPr>
-        <w:pStyle w:val="ListBullet"/>
-      </w:pPr>
-      <w:r>
-        <w:rPr>
-          <w:b/>
-          <w:i/>
-        </w:rPr>
-        <w:t xml:space="preserve">Kommentar: </w:t>
-      </w:r>
-      <w:r>
-        <w:rPr>
-          <w:i/>
-        </w:rPr>
-        <w:t>I det avverkningsanmälda skogsområdet har 4 naturvårdsarter varav 2 rödlistade arter sina livsmiljöer och växtplatser.</w:t>
+        <w:t>Sparvugglan häckar i naturskog samt i klassisk bondeskog och förekommer främst i större skogsområden som domineras av barrblandskog med stort inslag av asp, björk och andra lövträd. Den behöver relativt stora skogsområden och saknas helt i mindre skogar och isolerade dungar. Reviren är i storleksordningen upp till 200 hektar. Sparvugglan missgynnas av överföring av variationsrika bondeskogar till ensartade produktionsskogar – särskilt avverkning av lövträdsrika kantzoner och igenplantering av gamla inägor (Skogsstyrelsen, 2016).</w:t>
       </w:r>
     </w:p>
     <w:p>
@@ -485,18 +738,68 @@
         <w:pStyle w:val="Heading2"/>
       </w:pPr>
       <w:r>
-        <w:t>Ur Chain of Custody Certification (FSC-STD-40-004 ver 3.0)</w:t>
+        <w:t>Referenser – sparvuggla</w:t>
       </w:r>
     </w:p>
     <w:p>
       <w:r>
+        <w:t xml:space="preserve">Skogsstyrelsen, 2016. </w:t>
+      </w:r>
+      <w:r>
         <w:rPr>
-          <w:b/>
+          <w:i/>
         </w:rPr>
-        <w:t xml:space="preserve">1.3 </w:t>
-      </w:r>
-      <w:r>
-        <w:t xml:space="preserve">The organization shall commit to the FSC values as defined in FSC-POL-01-004 Policy for the Association of Organizations with FSC. </w:t>
+        <w:t>Vägledning för hänsyn till sparvuggla.</w:t>
+      </w:r>
+    </w:p>
+    <w:p>
+      <w:r>
+        <w:t xml:space="preserve">SLU Artdatabanken, 2026. </w:t>
+      </w:r>
+      <w:r>
+        <w:rPr>
+          <w:i/>
+        </w:rPr>
+        <w:t xml:space="preserve">Artfaktablad. Naturvård – artfakta. </w:t>
+      </w:r>
+      <w:r>
+        <w:t>SLU Artdatabanken, Uppsala.</w:t>
+      </w:r>
+    </w:p>
+    <w:p>
+      <w:pPr>
+        <w:pStyle w:val="Heading1"/>
+      </w:pPr>
+      <w:r>
+        <w:t>Järpe – ekologi samt krav på livsmiljön</w:t>
+      </w:r>
+    </w:p>
+    <w:p>
+      <w:r>
+        <w:t>Järpe är fridlyst enligt 4§ artskyddsförordningen och upptagen i bilaga 1 och 2 EU:s fågeldirektiv. Den finns i sammanhängande grandominerad skog över hela Sverige men förekomsterna är betydligt glesare i Götaland än i övriga landet. Järpen har sina livsmiljöer i tät barrskog med inblandning av lövträd och en väl utvecklad flerskiktad struktur med bärris och yngre eller undertryckta, täta granar i ett lägre skikt, ofta utmed bäckar och åar inne i den skyddande granskogen (SLU Artdatabanken, 2026).</w:t>
+      </w:r>
+    </w:p>
+    <w:p>
+      <w:r>
+        <w:t xml:space="preserve">Arten behöver lämpliga skogsbestånd om sammanlagt minst 25 hektar. Den är mycket stationär inom sitt revir och när ett par etablerat sig stannar de så länge miljön är intakt. Den undviker öppen mark och förﬂyttar sig sällan över större öppna myrar eller åkermark, och är därför känslig för fragmentering. Järpen överlever inte om dess livsmiljö kalavverkas och är även känslig för röjning, gallring och avverkning där unga granar och lövträd inte sparas i tillräcklig omfattning.  Järpe är typisk art för </w:t>
+      </w:r>
+      <w:r>
+        <w:rPr>
+          <w:i/>
+        </w:rPr>
+        <w:t>9010 Taiga, 9740 Skogsbevuxen myr</w:t>
+      </w:r>
+      <w:r>
+        <w:t xml:space="preserve"> och </w:t>
+      </w:r>
+      <w:r>
+        <w:rPr>
+          <w:i/>
+        </w:rPr>
+        <w:t>9080 Lövsumpskog</w:t>
+      </w:r>
+      <w:r>
+        <w:t xml:space="preserve"> (SLU Artdatabanken, 2026).</w:t>
       </w:r>
     </w:p>
     <w:p>
@@ -504,220 +807,6 @@
         <w:pStyle w:val="Heading2"/>
       </w:pPr>
       <w:r>
-        <w:t>Ur FSC:s policy för associerade organisationer (FSC-POL-01-004)</w:t>
-      </w:r>
-    </w:p>
-    <w:p>
-      <w:r>
-        <w:t xml:space="preserve">Som “Chain of Custody”-certifierad organisation är skogsbolaget bunden av de fastställda reglerna i Del 1 Punkt 1 c) i Policy för organisationer associerade med FSC (FSC-POL-01-004 V2-0 EN + SVE version 2012-03-02): </w:t>
-      </w:r>
-    </w:p>
-    <w:p>
-      <w:pPr>
-        <w:pStyle w:val="ListNumber"/>
-      </w:pPr>
-      <w:r>
-        <w:t>De organisationer FSC kan acceptera association med får inte direkt eller indirekt ha några kopplingar till nedanstående, oacceptabla aktiviteter:</w:t>
-      </w:r>
-    </w:p>
-    <w:p>
-      <w:pPr>
-        <w:ind w:left="357"/>
-      </w:pPr>
-      <w:r>
-        <w:t>a) Olaglig skogsavverkning och handel med olagligt avverkat virke eller skogsprodukter</w:t>
-      </w:r>
-    </w:p>
-    <w:p>
-      <w:pPr>
-        <w:ind w:left="357"/>
-      </w:pPr>
-      <w:r>
-        <w:t>...</w:t>
-      </w:r>
-    </w:p>
-    <w:p>
-      <w:pPr>
-        <w:ind w:left="357"/>
-      </w:pPr>
-      <w:r>
-        <w:t>c) Skogsbruk som förstör höga naturvärden</w:t>
-      </w:r>
-    </w:p>
-    <w:p>
-      <w:pPr>
-        <w:ind w:left="357"/>
-      </w:pPr>
-      <w:r>
-        <w:t>d) Betydande omvandling av skog till plantager eller annan, icke skoglig, markanvändning</w:t>
-      </w:r>
-    </w:p>
-    <w:p>
-      <w:pPr>
-        <w:pStyle w:val="ListBullet"/>
-      </w:pPr>
-      <w:r>
-        <w:rPr>
-          <w:b/>
-          <w:i/>
-        </w:rPr>
-        <w:t xml:space="preserve">Kommentar: </w:t>
-      </w:r>
-      <w:r>
-        <w:rPr>
-          <w:i/>
-        </w:rPr>
-        <w:t>Avverkning av skog med höga naturvärden samt skada på fridlysta arter strider både mot FSC Controlled Wood-standarden och FSC:s policy for associerade organisationer.</w:t>
-      </w:r>
-    </w:p>
-    <w:p>
-      <w:pPr>
-        <w:pStyle w:val="Heading2"/>
-      </w:pPr>
-      <w:r>
-        <w:t>Ur FSC Controlled Wood (FSC-STD-40-005)</w:t>
-      </w:r>
-    </w:p>
-    <w:p>
-      <w:r>
-        <w:t>Virke som inte accepteras i FSC-märkta produkter (oacceptabelt ursprung) enligt FSC Controlled Wood (FSC-STD-40-005):</w:t>
-      </w:r>
-    </w:p>
-    <w:p>
-      <w:pPr>
-        <w:pStyle w:val="ListNumber"/>
-      </w:pPr>
-      <w:r>
-        <w:t>Illegalt avverkat virke.</w:t>
-      </w:r>
-    </w:p>
-    <w:p>
-      <w:pPr>
-        <w:pStyle w:val="ListNumber"/>
-      </w:pPr>
-      <w:r>
-        <w:t>...</w:t>
-      </w:r>
-    </w:p>
-    <w:p>
-      <w:pPr>
-        <w:pStyle w:val="ListNumber"/>
-      </w:pPr>
-      <w:r>
-        <w:t>Virke från avverkningar som hotar höga naturvärden.</w:t>
-      </w:r>
-    </w:p>
-    <w:p>
-      <w:pPr>
-        <w:pStyle w:val="ListNumber"/>
-      </w:pPr>
-      <w:r>
-        <w:t>Virke från skog som konverteras till plantager eller icke-skogligt bruk.</w:t>
-      </w:r>
-    </w:p>
-    <w:p>
-      <w:pPr>
-        <w:pStyle w:val="ListBullet"/>
-      </w:pPr>
-      <w:r>
-        <w:rPr>
-          <w:b/>
-          <w:i/>
-        </w:rPr>
-        <w:t xml:space="preserve">Kommentar: </w:t>
-      </w:r>
-      <w:r>
-        <w:rPr>
-          <w:i/>
-        </w:rPr>
-        <w:t>Avverkning av skog med höga naturvärden samt skada på fridlysta arter strider både mot FSC Controlled Wood-standarden och FSC:s policy for associerade organisationer.</w:t>
-      </w:r>
-    </w:p>
-    <w:p>
-      <w:pPr>
-        <w:pStyle w:val="Heading1"/>
-      </w:pPr>
-      <w:r>
-        <w:t>Ur PEFC-standarden gällande lagefterlevnad</w:t>
-      </w:r>
-    </w:p>
-    <w:p>
-      <w:r>
-        <w:t>PEFC-standarden förutsätter att tillämplig svensk lagstiftning följs. Det är utsedd tillsynsmyndighet som ansvarar för tillsyn av lagens efterlevnad. PEFC-standarden återger innehållet i vissa certifieringskritiska lag- och föreskriftskrav vilka ska ingå i granskning av PEFC-systemets efterlevnad.</w:t>
-      </w:r>
-    </w:p>
-    <w:p>
-      <w:pPr>
-        <w:pStyle w:val="ListBullet"/>
-      </w:pPr>
-      <w:r>
-        <w:rPr>
-          <w:b/>
-          <w:i/>
-        </w:rPr>
-        <w:t xml:space="preserve">Kommentar: </w:t>
-      </w:r>
-      <w:r>
-        <w:rPr>
-          <w:i/>
-        </w:rPr>
-        <w:t>I den avverkningsanmälda skogen har fridlysta arter sina livsmiljöer och växtplatser. Att skada de fridlysta arternas livsmiljöer, växtplatser eller ekologiska funktion är inte tillåtet enligt artskyddsförordningen</w:t>
-      </w:r>
-    </w:p>
-    <w:p>
-      <w:r>
-        <w:br w:type="page"/>
-      </w:r>
-    </w:p>
-    <w:p>
-      <w:pPr>
-        <w:pStyle w:val="Title"/>
-      </w:pPr>
-      <w:r>
-        <w:t>BILAGA 1 – Fridlysta arter</w:t>
-      </w:r>
-    </w:p>
-    <w:p>
-      <w:pPr>
-        <w:pStyle w:val="Heading1"/>
-      </w:pPr>
-      <w:r>
-        <w:t>Järpe – ekologi samt krav på livsmiljön</w:t>
-      </w:r>
-    </w:p>
-    <w:p>
-      <w:r>
-        <w:t>Järpe är fridlyst enligt 4§ artskyddsförordningen och upptagen i bilaga 1 och 2 EU:s fågeldirektiv. Den finns i sammanhängande grandominerad skog över hela Sverige men förekomsterna är betydligt glesare i Götaland än i övriga landet. Järpen har sina livsmiljöer i tät barrskog med inblandning av lövträd och en väl utvecklad flerskiktad struktur med bärris och yngre eller undertryckta, täta granar i ett lägre skikt, ofta utmed bäckar och åar inne i den skyddande granskogen (SLU Artdatabanken, 2026).</w:t>
-      </w:r>
-    </w:p>
-    <w:p>
-      <w:r>
-        <w:t xml:space="preserve">Arten behöver lämpliga skogsbestånd om sammanlagt minst 25 hektar. Den är mycket stationär inom sitt revir och när ett par etablerat sig stannar de så länge miljön är intakt. Den undviker öppen mark och förﬂyttar sig sällan över större öppna myrar eller åkermark, och är därför känslig för fragmentering. Järpen överlever inte om dess livsmiljö kalavverkas och är även känslig för röjning, gallring och avverkning där unga granar och lövträd inte sparas i tillräcklig omfattning.  Järpe är typisk art för </w:t>
-      </w:r>
-      <w:r>
-        <w:rPr>
-          <w:i/>
-        </w:rPr>
-        <w:t>9010 Taiga, 9740 Skogsbevuxen myr</w:t>
-      </w:r>
-      <w:r>
-        <w:t xml:space="preserve"> och </w:t>
-      </w:r>
-      <w:r>
-        <w:rPr>
-          <w:i/>
-        </w:rPr>
-        <w:t>9080 Lövsumpskog</w:t>
-      </w:r>
-      <w:r>
-        <w:t xml:space="preserve"> (SLU Artdatabanken, 2026).</w:t>
-      </w:r>
-    </w:p>
-    <w:p>
-      <w:pPr>
-        <w:pStyle w:val="Heading2"/>
-      </w:pPr>
-      <w:r>
         <w:t>Referenser – järpe</w:t>
       </w:r>
     </w:p>
@@ -733,130 +822,6 @@
       </w:r>
       <w:r>
         <w:t>SLU Artdatabanken, Uppsala</w:t>
-      </w:r>
-    </w:p>
-    <w:p>
-      <w:pPr>
-        <w:pStyle w:val="Heading1"/>
-      </w:pPr>
-      <w:r>
-        <w:t>Mindre hackspett – ekologi samt krav på livsmiljön</w:t>
-      </w:r>
-    </w:p>
-    <w:p>
-      <w:r>
-        <w:t xml:space="preserve">Mindre hackspett (NT) är rödlistad som nära hotad, fridlyst och prioriterad art i Skogsvårdslagen. Den är typisk art för </w:t>
-      </w:r>
-      <w:r>
-        <w:rPr>
-          <w:i/>
-        </w:rPr>
-        <w:t>9010 Taiga, 9750 Svämlövskog, 9080 Lövsumpskog, 9030 Landhöjningsskog och 9040 Fjällbjörkskog</w:t>
-      </w:r>
-      <w:r>
-        <w:t>. Minskningstakten har uppgått till 25 (10–40) % under de senaste 15 åren och bedöms vara nära gränsvärdet för Sårbar (VU). (A2bc). (SLU Artdatabanken 2021).</w:t>
-      </w:r>
-    </w:p>
-    <w:p>
-      <w:r>
-        <w:t>Den mindre hackspetten lever i löv- och blandskog med förekomst av äldre lövträd, gärna ädellövträd i södra Sverige. Norrut förekommer arten i gamla löv- och blandskogar med al, björk och asp. Ett mycket glest bestånd förekommer i fjällbjörkskogen. Under vintern kan födosök ske även i äldre grandominerad skog, troligen för att den ger bättre skydd mot rovdjur och rovfåglar än ren lövskog. (SLU Artdatabanken, 2021).</w:t>
-      </w:r>
-    </w:p>
-    <w:p>
-      <w:r>
-        <w:t>Arten har stora revir och höga krav när det gäller förekomst av lövskog på landskapsnivå. För att häcka framgångsrikt behöver ett par cirka 40 ha äldre lövdominerad skog inom ett område på upp till 200 ha. Under vintern utsträcks födosöket till ett större område på flera hundra hektar, men varje individ återvänder till samma natthål kväll efter kväll. Arten häckar i murkna lövträdsstammar eller stubbar (oftast klibbal eller björk), vanligen 3–7 meter över marken. Ett nytt bohål hackas ut varje vår (Skogsstyrelsen, 2016 &amp; SLU Artdatabanken, 2021).</w:t>
-      </w:r>
-    </w:p>
-    <w:p>
-      <w:r>
-        <w:t>Den mindre hackspetten missgynnas av gallring i löv- och blandskogar, om lövträd tas bort. Vidare så missgynnas arten starkt genom avverkning av äldre lövträd, dränering och avverkning av al- och björkkärr, röjning eller gallring av täta strandskogar, alkärr samt borttagande av murkna träd och grenar. Nedhuggning av äldre hagmarksbjörkar och alar är också negativt. Arten hotas dessutom av biobränsleuttag i gamla inägomarker och andra lövskogar (Skogsstyrelsen, 2016 &amp; SLU Artdatabanken, 2021).</w:t>
-      </w:r>
-    </w:p>
-    <w:p>
-      <w:pPr>
-        <w:pStyle w:val="Heading2"/>
-      </w:pPr>
-      <w:r>
-        <w:t>Referenser – mindre hackspett</w:t>
-      </w:r>
-    </w:p>
-    <w:p>
-      <w:r>
-        <w:t xml:space="preserve">Skogsstyrelsen, 2016. </w:t>
-      </w:r>
-      <w:r>
-        <w:rPr>
-          <w:i/>
-        </w:rPr>
-        <w:t xml:space="preserve">Vägledning för hänsyn till mindre hackspett. </w:t>
-      </w:r>
-      <w:r>
-        <w:t>https://www.skogsstyrelsen.se/globalassets/lag-och-tillsyn/artskydd/vagledningar-for-hansyn-till-faglar/mindre-hackspett-vagledning-hansyn2.pdf</w:t>
-      </w:r>
-    </w:p>
-    <w:p>
-      <w:r>
-        <w:t xml:space="preserve">SLU Artdatabanken, 2021. </w:t>
-      </w:r>
-      <w:r>
-        <w:rPr>
-          <w:i/>
-        </w:rPr>
-        <w:t xml:space="preserve">Artfaktablad. Naturvård – artfakta. </w:t>
-      </w:r>
-      <w:r>
-        <w:t>SLU Artdatabanken, Uppsala</w:t>
-      </w:r>
-    </w:p>
-    <w:p>
-      <w:pPr>
-        <w:pStyle w:val="Heading1"/>
-      </w:pPr>
-      <w:r>
-        <w:t>Sparvuggla – ekologi samt krav på livsmiljön</w:t>
-      </w:r>
-    </w:p>
-    <w:p>
-      <w:r>
-        <w:t>Sparvuggla (NT, §4) är fridlyst enligt 4§ artskyddsförordningen och omfattas av bilaga 1 EU:s fågeldirektiv. Den har minskat med 15 (5–25) % under de senaste 15 åren och minskningstakten för den svenska populationen bedöms vara nära gränsvärdet för Sårbar (VU) (SLU Artdatabanken 2026).</w:t>
-      </w:r>
-    </w:p>
-    <w:p>
-      <w:r>
-        <w:t>Sparvugglan häckar i naturskog samt i klassisk bondeskog och förekommer främst i större skogsområden som domineras av barrblandskog med stort inslag av asp, björk och andra lövträd. Den behöver relativt stora skogsområden och saknas helt i mindre skogar och isolerade dungar. Reviren är i storleksordningen upp till 200 hektar. Sparvugglan missgynnas av överföring av variationsrika bondeskogar till ensartade produktionsskogar – särskilt avverkning av lövträdsrika kantzoner och igenplantering av gamla inägor (Skogsstyrelsen, 2016).</w:t>
-      </w:r>
-    </w:p>
-    <w:p>
-      <w:pPr>
-        <w:pStyle w:val="Heading2"/>
-      </w:pPr>
-      <w:r>
-        <w:t>Referenser – sparvuggla</w:t>
-      </w:r>
-    </w:p>
-    <w:p>
-      <w:r>
-        <w:t xml:space="preserve">Skogsstyrelsen, 2016. </w:t>
-      </w:r>
-      <w:r>
-        <w:rPr>
-          <w:i/>
-        </w:rPr>
-        <w:t>Vägledning för hänsyn till sparvuggla.</w:t>
-      </w:r>
-    </w:p>
-    <w:p>
-      <w:r>
-        <w:t xml:space="preserve">SLU Artdatabanken, 2026. </w:t>
-      </w:r>
-      <w:r>
-        <w:rPr>
-          <w:i/>
-        </w:rPr>
-        <w:t xml:space="preserve">Artfaktablad. Naturvård – artfakta. </w:t>
-      </w:r>
-      <w:r>
-        <w:t>SLU Artdatabanken, Uppsala.</w:t>
       </w:r>
     </w:p>
     <w:p>
@@ -1059,7 +1024,7 @@
     <w:r>
       <w:tab/>
       <w:tab/>
-      <w:t>2026-06-20</w:t>
+      <w:t>2026-06-21</w:t>
       <w:br/>
       <w:br/>
     </w:r>

--- a/klagomål/A 60840-2023 FSC-klagomål.docx
+++ b/klagomål/A 60840-2023 FSC-klagomål.docx
@@ -1024,7 +1024,7 @@
     <w:r>
       <w:tab/>
       <w:tab/>
-      <w:t>2026-06-21</w:t>
+      <w:t>2026-06-22</w:t>
       <w:br/>
       <w:br/>
     </w:r>

--- a/klagomål/A 60840-2023 FSC-klagomål.docx
+++ b/klagomål/A 60840-2023 FSC-klagomål.docx
@@ -1024,7 +1024,7 @@
     <w:r>
       <w:tab/>
       <w:tab/>
-      <w:t>2026-06-22</w:t>
+      <w:t>2026-06-23</w:t>
       <w:br/>
       <w:br/>
     </w:r>

--- a/klagomål/A 60840-2023 FSC-klagomål.docx
+++ b/klagomål/A 60840-2023 FSC-klagomål.docx
@@ -1024,7 +1024,7 @@
     <w:r>
       <w:tab/>
       <w:tab/>
-      <w:t>2026-06-23</w:t>
+      <w:t>2026-06-24</w:t>
       <w:br/>
       <w:br/>
     </w:r>

--- a/klagomål/A 60840-2023 FSC-klagomål.docx
+++ b/klagomål/A 60840-2023 FSC-klagomål.docx
@@ -1024,7 +1024,7 @@
     <w:r>
       <w:tab/>
       <w:tab/>
-      <w:t>2026-06-24</w:t>
+      <w:t>2026-06-25</w:t>
       <w:br/>
       <w:br/>
     </w:r>

--- a/klagomål/A 60840-2023 FSC-klagomål.docx
+++ b/klagomål/A 60840-2023 FSC-klagomål.docx
@@ -1024,7 +1024,7 @@
     <w:r>
       <w:tab/>
       <w:tab/>
-      <w:t>2026-06-25</w:t>
+      <w:t>2026-06-26</w:t>
       <w:br/>
       <w:br/>
     </w:r>

--- a/klagomål/A 60840-2023 FSC-klagomål.docx
+++ b/klagomål/A 60840-2023 FSC-klagomål.docx
@@ -1024,7 +1024,7 @@
     <w:r>
       <w:tab/>
       <w:tab/>
-      <w:t>2026-06-26</w:t>
+      <w:t>2026-06-27</w:t>
       <w:br/>
       <w:br/>
     </w:r>

--- a/klagomål/A 60840-2023 FSC-klagomål.docx
+++ b/klagomål/A 60840-2023 FSC-klagomål.docx
@@ -1024,7 +1024,7 @@
     <w:r>
       <w:tab/>
       <w:tab/>
-      <w:t>2026-06-27</w:t>
+      <w:t>2026-06-28</w:t>
       <w:br/>
       <w:br/>
     </w:r>

--- a/klagomål/A 60840-2023 FSC-klagomål.docx
+++ b/klagomål/A 60840-2023 FSC-klagomål.docx
@@ -1024,7 +1024,7 @@
     <w:r>
       <w:tab/>
       <w:tab/>
-      <w:t>2026-06-28</w:t>
+      <w:t>2026-06-29</w:t>
       <w:br/>
       <w:br/>
     </w:r>

--- a/klagomål/A 60840-2023 FSC-klagomål.docx
+++ b/klagomål/A 60840-2023 FSC-klagomål.docx
@@ -1024,7 +1024,7 @@
     <w:r>
       <w:tab/>
       <w:tab/>
-      <w:t>2026-06-29</w:t>
+      <w:t>2026-06-30</w:t>
       <w:br/>
       <w:br/>
     </w:r>

--- a/klagomål/A 60840-2023 FSC-klagomål.docx
+++ b/klagomål/A 60840-2023 FSC-klagomål.docx
@@ -1024,7 +1024,7 @@
     <w:r>
       <w:tab/>
       <w:tab/>
-      <w:t>2026-06-30</w:t>
+      <w:t>2026-07-01</w:t>
       <w:br/>
       <w:br/>
     </w:r>

--- a/klagomål/A 60840-2023 FSC-klagomål.docx
+++ b/klagomål/A 60840-2023 FSC-klagomål.docx
@@ -1024,7 +1024,7 @@
     <w:r>
       <w:tab/>
       <w:tab/>
-      <w:t>2026-07-01</w:t>
+      <w:t>2026-07-02</w:t>
       <w:br/>
       <w:br/>
     </w:r>

--- a/klagomål/A 60840-2023 FSC-klagomål.docx
+++ b/klagomål/A 60840-2023 FSC-klagomål.docx
@@ -1024,7 +1024,7 @@
     <w:r>
       <w:tab/>
       <w:tab/>
-      <w:t>2026-07-13</w:t>
+      <w:t>2026-07-14</w:t>
       <w:br/>
       <w:br/>
     </w:r>

--- a/klagomål/A 60840-2023 FSC-klagomål.docx
+++ b/klagomål/A 60840-2023 FSC-klagomål.docx
@@ -1024,7 +1024,7 @@
     <w:r>
       <w:tab/>
       <w:tab/>
-      <w:t>2026-07-14</w:t>
+      <w:t>2026-07-15</w:t>
       <w:br/>
       <w:br/>
     </w:r>

--- a/klagomål/A 60840-2023 FSC-klagomål.docx
+++ b/klagomål/A 60840-2023 FSC-klagomål.docx
@@ -1024,7 +1024,7 @@
     <w:r>
       <w:tab/>
       <w:tab/>
-      <w:t>2026-07-15</w:t>
+      <w:t>2026-07-16</w:t>
       <w:br/>
       <w:br/>
     </w:r>

--- a/klagomål/A 60840-2023 FSC-klagomål.docx
+++ b/klagomål/A 60840-2023 FSC-klagomål.docx
@@ -1024,7 +1024,7 @@
     <w:r>
       <w:tab/>
       <w:tab/>
-      <w:t>2026-07-16</w:t>
+      <w:t>2026-07-17</w:t>
       <w:br/>
       <w:br/>
     </w:r>

--- a/klagomål/A 60840-2023 FSC-klagomål.docx
+++ b/klagomål/A 60840-2023 FSC-klagomål.docx
@@ -1024,7 +1024,7 @@
     <w:r>
       <w:tab/>
       <w:tab/>
-      <w:t>2026-07-17</w:t>
+      <w:t>2026-07-18</w:t>
       <w:br/>
       <w:br/>
     </w:r>

--- a/klagomål/A 60840-2023 FSC-klagomål.docx
+++ b/klagomål/A 60840-2023 FSC-klagomål.docx
@@ -1024,7 +1024,7 @@
     <w:r>
       <w:tab/>
       <w:tab/>
-      <w:t>2026-07-18</w:t>
+      <w:t>2026-07-19</w:t>
       <w:br/>
       <w:br/>
     </w:r>

--- a/klagomål/A 60840-2023 FSC-klagomål.docx
+++ b/klagomål/A 60840-2023 FSC-klagomål.docx
@@ -1024,7 +1024,7 @@
     <w:r>
       <w:tab/>
       <w:tab/>
-      <w:t>2026-07-19</w:t>
+      <w:t>2026-07-20</w:t>
       <w:br/>
       <w:br/>
     </w:r>

--- a/klagomål/A 60840-2023 FSC-klagomål.docx
+++ b/klagomål/A 60840-2023 FSC-klagomål.docx
@@ -1024,7 +1024,7 @@
     <w:r>
       <w:tab/>
       <w:tab/>
-      <w:t>2026-07-20</w:t>
+      <w:t>2026-07-21</w:t>
       <w:br/>
       <w:br/>
     </w:r>

--- a/klagomål/A 60840-2023 FSC-klagomål.docx
+++ b/klagomål/A 60840-2023 FSC-klagomål.docx
@@ -1024,7 +1024,7 @@
     <w:r>
       <w:tab/>
       <w:tab/>
-      <w:t>2026-07-21</w:t>
+      <w:t>2026-07-22</w:t>
       <w:br/>
       <w:br/>
     </w:r>

--- a/klagomål/A 60840-2023 FSC-klagomål.docx
+++ b/klagomål/A 60840-2023 FSC-klagomål.docx
@@ -1024,7 +1024,7 @@
     <w:r>
       <w:tab/>
       <w:tab/>
-      <w:t>2026-07-22</w:t>
+      <w:t>2026-07-23</w:t>
       <w:br/>
       <w:br/>
     </w:r>

--- a/klagomål/A 60840-2023 FSC-klagomål.docx
+++ b/klagomål/A 60840-2023 FSC-klagomål.docx
@@ -1024,7 +1024,7 @@
     <w:r>
       <w:tab/>
       <w:tab/>
-      <w:t>2026-07-23</w:t>
+      <w:t>2026-07-24</w:t>
       <w:br/>
       <w:br/>
     </w:r>

--- a/klagomål/A 60840-2023 FSC-klagomål.docx
+++ b/klagomål/A 60840-2023 FSC-klagomål.docx
@@ -1024,7 +1024,7 @@
     <w:r>
       <w:tab/>
       <w:tab/>
-      <w:t>2026-07-24</w:t>
+      <w:t>2026-07-25</w:t>
       <w:br/>
       <w:br/>
     </w:r>

--- a/klagomål/A 60840-2023 FSC-klagomål.docx
+++ b/klagomål/A 60840-2023 FSC-klagomål.docx
@@ -1024,7 +1024,7 @@
     <w:r>
       <w:tab/>
       <w:tab/>
-      <w:t>2026-07-25</w:t>
+      <w:t>2026-07-26</w:t>
       <w:br/>
       <w:br/>
     </w:r>

--- a/klagomål/A 60840-2023 FSC-klagomål.docx
+++ b/klagomål/A 60840-2023 FSC-klagomål.docx
@@ -1024,7 +1024,7 @@
     <w:r>
       <w:tab/>
       <w:tab/>
-      <w:t>2026-07-26</w:t>
+      <w:t>2026-07-27</w:t>
       <w:br/>
       <w:br/>
     </w:r>

--- a/klagomål/A 60840-2023 FSC-klagomål.docx
+++ b/klagomål/A 60840-2023 FSC-klagomål.docx
@@ -1024,7 +1024,7 @@
     <w:r>
       <w:tab/>
       <w:tab/>
-      <w:t>2026-07-27</w:t>
+      <w:t>2026-07-28</w:t>
       <w:br/>
       <w:br/>
     </w:r>

--- a/klagomål/A 60840-2023 FSC-klagomål.docx
+++ b/klagomål/A 60840-2023 FSC-klagomål.docx
@@ -1024,7 +1024,7 @@
     <w:r>
       <w:tab/>
       <w:tab/>
-      <w:t>2026-07-28</w:t>
+      <w:t>2026-07-29</w:t>
       <w:br/>
       <w:br/>
     </w:r>

--- a/klagomål/A 60840-2023 FSC-klagomål.docx
+++ b/klagomål/A 60840-2023 FSC-klagomål.docx
@@ -1024,7 +1024,7 @@
     <w:r>
       <w:tab/>
       <w:tab/>
-      <w:t>2026-07-29</w:t>
+      <w:t>2026-07-30</w:t>
       <w:br/>
       <w:br/>
     </w:r>

--- a/klagomål/A 60840-2023 FSC-klagomål.docx
+++ b/klagomål/A 60840-2023 FSC-klagomål.docx
@@ -1024,7 +1024,7 @@
     <w:r>
       <w:tab/>
       <w:tab/>
-      <w:t>2026-07-30</w:t>
+      <w:t>2026-07-31</w:t>
       <w:br/>
       <w:br/>
     </w:r>

--- a/klagomål/A 60840-2023 FSC-klagomål.docx
+++ b/klagomål/A 60840-2023 FSC-klagomål.docx
@@ -1024,7 +1024,7 @@
     <w:r>
       <w:tab/>
       <w:tab/>
-      <w:t>2026-07-31</w:t>
+      <w:t>2026-08-01</w:t>
       <w:br/>
       <w:br/>
     </w:r>

--- a/klagomål/A 60840-2023 FSC-klagomål.docx
+++ b/klagomål/A 60840-2023 FSC-klagomål.docx
@@ -1024,7 +1024,7 @@
     <w:r>
       <w:tab/>
       <w:tab/>
-      <w:t>2026-08-01</w:t>
+      <w:t>2026-08-02</w:t>
       <w:br/>
       <w:br/>
     </w:r>

--- a/klagomål/A 60840-2023 FSC-klagomål.docx
+++ b/klagomål/A 60840-2023 FSC-klagomål.docx
@@ -1024,7 +1024,7 @@
     <w:r>
       <w:tab/>
       <w:tab/>
-      <w:t>2026-08-02</w:t>
+      <w:t>2026-08-03</w:t>
       <w:br/>
       <w:br/>
     </w:r>

--- a/klagomål/A 60840-2023 FSC-klagomål.docx
+++ b/klagomål/A 60840-2023 FSC-klagomål.docx
@@ -1024,7 +1024,7 @@
     <w:r>
       <w:tab/>
       <w:tab/>
-      <w:t>2026-08-03</w:t>
+      <w:t>2026-08-05</w:t>
       <w:br/>
       <w:br/>
     </w:r>

--- a/klagomål/A 60840-2023 FSC-klagomål.docx
+++ b/klagomål/A 60840-2023 FSC-klagomål.docx
@@ -1024,7 +1024,7 @@
     <w:r>
       <w:tab/>
       <w:tab/>
-      <w:t>2026-08-05</w:t>
+      <w:t>2026-08-07</w:t>
       <w:br/>
       <w:br/>
     </w:r>

--- a/klagomål/A 60840-2023 FSC-klagomål.docx
+++ b/klagomål/A 60840-2023 FSC-klagomål.docx
@@ -1024,7 +1024,7 @@
     <w:r>
       <w:tab/>
       <w:tab/>
-      <w:t>2026-08-07</w:t>
+      <w:t>2026-08-08</w:t>
       <w:br/>
       <w:br/>
     </w:r>

--- a/klagomål/A 60840-2023 FSC-klagomål.docx
+++ b/klagomål/A 60840-2023 FSC-klagomål.docx
@@ -216,7 +216,7 @@
         <w:spacing w:after="240"/>
       </w:pPr>
       <w:r>
-        <w:t>Figur 1. Fyndplatser för naturvårdsarter i avverkningsanmälan. Markörer utan svart kant är placerade på fyndplatsen. Markörer med svart kant är placerade vid sidan av fyndplatsen har ett svart streck som visar fyndplatsens exakta position. Kartans mittpunktskoordinat är N 7257362, E 794831 i SWEREF 99 TM.</w:t>
+        <w:t>Figur 1. Fyndplatser för naturvårdsarter i avverkningsanmälan. Markörer utan svart kant är placerade på fyndplatsen. Markörer med svart kant är placerade vid sidan av fyndplatsen och har ett svart streck som visar fyndplatsens exakta position. Kartans mittpunktskoordinat är N 7257362, E 794831 i SWEREF 99 TM.</w:t>
       </w:r>
     </w:p>
     <w:p>
@@ -1024,7 +1024,7 @@
     <w:r>
       <w:tab/>
       <w:tab/>
-      <w:t>2026-08-14</w:t>
+      <w:t>2026-08-15</w:t>
       <w:br/>
       <w:br/>
     </w:r>

--- a/klagomål/A 60840-2023 FSC-klagomål.docx
+++ b/klagomål/A 60840-2023 FSC-klagomål.docx
@@ -1024,7 +1024,7 @@
     <w:r>
       <w:tab/>
       <w:tab/>
-      <w:t>2026-08-15</w:t>
+      <w:t>2026-08-16</w:t>
       <w:br/>
       <w:br/>
     </w:r>

--- a/klagomål/A 60840-2023 FSC-klagomål.docx
+++ b/klagomål/A 60840-2023 FSC-klagomål.docx
@@ -1024,7 +1024,7 @@
     <w:r>
       <w:tab/>
       <w:tab/>
-      <w:t>2026-08-16</w:t>
+      <w:t>2026-08-17</w:t>
       <w:br/>
       <w:br/>
     </w:r>

--- a/klagomål/A 60840-2023 FSC-klagomål.docx
+++ b/klagomål/A 60840-2023 FSC-klagomål.docx
@@ -1024,7 +1024,7 @@
     <w:r>
       <w:tab/>
       <w:tab/>
-      <w:t>2026-08-17</w:t>
+      <w:t>2026-08-18</w:t>
       <w:br/>
       <w:br/>
     </w:r>

--- a/klagomål/A 60840-2023 FSC-klagomål.docx
+++ b/klagomål/A 60840-2023 FSC-klagomål.docx
@@ -1024,7 +1024,7 @@
     <w:r>
       <w:tab/>
       <w:tab/>
-      <w:t>2026-08-18</w:t>
+      <w:t>2026-08-19</w:t>
       <w:br/>
       <w:br/>
     </w:r>

--- a/klagomål/A 60840-2023 FSC-klagomål.docx
+++ b/klagomål/A 60840-2023 FSC-klagomål.docx
@@ -1024,7 +1024,7 @@
     <w:r>
       <w:tab/>
       <w:tab/>
-      <w:t>2026-08-19</w:t>
+      <w:t>2026-08-20</w:t>
       <w:br/>
       <w:br/>
     </w:r>

--- a/klagomål/A 60840-2023 FSC-klagomål.docx
+++ b/klagomål/A 60840-2023 FSC-klagomål.docx
@@ -1024,7 +1024,7 @@
     <w:r>
       <w:tab/>
       <w:tab/>
-      <w:t>2026-08-20</w:t>
+      <w:t>2026-08-21</w:t>
       <w:br/>
       <w:br/>
     </w:r>

--- a/klagomål/A 60840-2023 FSC-klagomål.docx
+++ b/klagomål/A 60840-2023 FSC-klagomål.docx
@@ -1024,7 +1024,7 @@
     <w:r>
       <w:tab/>
       <w:tab/>
-      <w:t>2026-08-21</w:t>
+      <w:t>2026-08-22</w:t>
       <w:br/>
       <w:br/>
     </w:r>

--- a/klagomål/A 60840-2023 FSC-klagomål.docx
+++ b/klagomål/A 60840-2023 FSC-klagomål.docx
@@ -1024,7 +1024,7 @@
     <w:r>
       <w:tab/>
       <w:tab/>
-      <w:t>2026-08-22</w:t>
+      <w:t>2026-08-23</w:t>
       <w:br/>
       <w:br/>
     </w:r>

--- a/klagomål/A 60840-2023 FSC-klagomål.docx
+++ b/klagomål/A 60840-2023 FSC-klagomål.docx
@@ -1024,7 +1024,7 @@
     <w:r>
       <w:tab/>
       <w:tab/>
-      <w:t>2026-08-23</w:t>
+      <w:t>2026-08-24</w:t>
       <w:br/>
       <w:br/>
     </w:r>

--- a/klagomål/A 60840-2023 FSC-klagomål.docx
+++ b/klagomål/A 60840-2023 FSC-klagomål.docx
@@ -1024,7 +1024,7 @@
     <w:r>
       <w:tab/>
       <w:tab/>
-      <w:t>2026-08-24</w:t>
+      <w:t>2026-08-25</w:t>
       <w:br/>
       <w:br/>
     </w:r>

--- a/klagomål/A 60840-2023 FSC-klagomål.docx
+++ b/klagomål/A 60840-2023 FSC-klagomål.docx
@@ -1024,7 +1024,7 @@
     <w:r>
       <w:tab/>
       <w:tab/>
-      <w:t>2026-08-25</w:t>
+      <w:t>2026-08-26</w:t>
       <w:br/>
       <w:br/>
     </w:r>

--- a/klagomål/A 60840-2023 FSC-klagomål.docx
+++ b/klagomål/A 60840-2023 FSC-klagomål.docx
@@ -1024,7 +1024,7 @@
     <w:r>
       <w:tab/>
       <w:tab/>
-      <w:t>2026-08-26</w:t>
+      <w:t>2026-08-27</w:t>
       <w:br/>
       <w:br/>
     </w:r>

--- a/klagomål/A 60840-2023 FSC-klagomål.docx
+++ b/klagomål/A 60840-2023 FSC-klagomål.docx
@@ -1024,7 +1024,7 @@
     <w:r>
       <w:tab/>
       <w:tab/>
-      <w:t>2026-08-27</w:t>
+      <w:t>2026-08-28</w:t>
       <w:br/>
       <w:br/>
     </w:r>

--- a/klagomål/A 60840-2023 FSC-klagomål.docx
+++ b/klagomål/A 60840-2023 FSC-klagomål.docx
@@ -1024,7 +1024,7 @@
     <w:r>
       <w:tab/>
       <w:tab/>
-      <w:t>2026-08-28</w:t>
+      <w:t>2026-08-29</w:t>
       <w:br/>
       <w:br/>
     </w:r>

--- a/klagomål/A 60840-2023 FSC-klagomål.docx
+++ b/klagomål/A 60840-2023 FSC-klagomål.docx
@@ -1024,7 +1024,7 @@
     <w:r>
       <w:tab/>
       <w:tab/>
-      <w:t>2026-08-29</w:t>
+      <w:t>2026-08-31</w:t>
       <w:br/>
       <w:br/>
     </w:r>

--- a/klagomål/A 60840-2023 FSC-klagomål.docx
+++ b/klagomål/A 60840-2023 FSC-klagomål.docx
@@ -1024,7 +1024,7 @@
     <w:r>
       <w:tab/>
       <w:tab/>
-      <w:t>2026-08-31</w:t>
+      <w:t>2026-09-01</w:t>
       <w:br/>
       <w:br/>
     </w:r>

--- a/klagomål/A 60840-2023 FSC-klagomål.docx
+++ b/klagomål/A 60840-2023 FSC-klagomål.docx
@@ -1024,7 +1024,7 @@
     <w:r>
       <w:tab/>
       <w:tab/>
-      <w:t>2026-09-01</w:t>
+      <w:t>2026-09-02</w:t>
       <w:br/>
       <w:br/>
     </w:r>

--- a/klagomål/A 60840-2023 FSC-klagomål.docx
+++ b/klagomål/A 60840-2023 FSC-klagomål.docx
@@ -1024,7 +1024,7 @@
     <w:r>
       <w:tab/>
       <w:tab/>
-      <w:t>2026-09-02</w:t>
+      <w:t>2026-09-03</w:t>
       <w:br/>
       <w:br/>
     </w:r>

--- a/klagomål/A 60840-2023 FSC-klagomål.docx
+++ b/klagomål/A 60840-2023 FSC-klagomål.docx
@@ -1024,7 +1024,7 @@
     <w:r>
       <w:tab/>
       <w:tab/>
-      <w:t>2026-09-03</w:t>
+      <w:t>2026-09-04</w:t>
       <w:br/>
       <w:br/>
     </w:r>

--- a/klagomål/A 60840-2023 FSC-klagomål.docx
+++ b/klagomål/A 60840-2023 FSC-klagomål.docx
@@ -1024,7 +1024,7 @@
     <w:r>
       <w:tab/>
       <w:tab/>
-      <w:t>2026-09-04</w:t>
+      <w:t>2026-09-05</w:t>
       <w:br/>
       <w:br/>
     </w:r>

--- a/klagomål/A 60840-2023 FSC-klagomål.docx
+++ b/klagomål/A 60840-2023 FSC-klagomål.docx
@@ -1024,7 +1024,7 @@
     <w:r>
       <w:tab/>
       <w:tab/>
-      <w:t>2026-09-05</w:t>
+      <w:t>2026-09-06</w:t>
       <w:br/>
       <w:br/>
     </w:r>

--- a/klagomål/A 60840-2023 FSC-klagomål.docx
+++ b/klagomål/A 60840-2023 FSC-klagomål.docx
@@ -1024,7 +1024,7 @@
     <w:r>
       <w:tab/>
       <w:tab/>
-      <w:t>2026-09-06</w:t>
+      <w:t>2026-09-07</w:t>
       <w:br/>
       <w:br/>
     </w:r>

--- a/klagomål/A 60840-2023 FSC-klagomål.docx
+++ b/klagomål/A 60840-2023 FSC-klagomål.docx
@@ -1024,7 +1024,7 @@
     <w:r>
       <w:tab/>
       <w:tab/>
-      <w:t>2026-09-07</w:t>
+      <w:t>2026-09-08</w:t>
       <w:br/>
       <w:br/>
     </w:r>

--- a/klagomål/A 60840-2023 FSC-klagomål.docx
+++ b/klagomål/A 60840-2023 FSC-klagomål.docx
@@ -1024,7 +1024,7 @@
     <w:r>
       <w:tab/>
       <w:tab/>
-      <w:t>2026-09-08</w:t>
+      <w:t>2026-09-09</w:t>
       <w:br/>
       <w:br/>
     </w:r>

--- a/klagomål/A 60840-2023 FSC-klagomål.docx
+++ b/klagomål/A 60840-2023 FSC-klagomål.docx
@@ -1024,7 +1024,7 @@
     <w:r>
       <w:tab/>
       <w:tab/>
-      <w:t>2026-09-09</w:t>
+      <w:t>2026-09-10</w:t>
       <w:br/>
       <w:br/>
     </w:r>

--- a/klagomål/A 60840-2023 FSC-klagomål.docx
+++ b/klagomål/A 60840-2023 FSC-klagomål.docx
@@ -1024,7 +1024,7 @@
     <w:r>
       <w:tab/>
       <w:tab/>
-      <w:t>2026-09-10</w:t>
+      <w:t>2026-09-11</w:t>
       <w:br/>
       <w:br/>
     </w:r>

--- a/klagomål/A 60840-2023 FSC-klagomål.docx
+++ b/klagomål/A 60840-2023 FSC-klagomål.docx
@@ -1024,7 +1024,7 @@
     <w:r>
       <w:tab/>
       <w:tab/>
-      <w:t>2026-09-11</w:t>
+      <w:t>2026-09-12</w:t>
       <w:br/>
       <w:br/>
     </w:r>

--- a/klagomål/A 60840-2023 FSC-klagomål.docx
+++ b/klagomål/A 60840-2023 FSC-klagomål.docx
@@ -1024,7 +1024,7 @@
     <w:r>
       <w:tab/>
       <w:tab/>
-      <w:t>2026-09-12</w:t>
+      <w:t>2026-09-13</w:t>
       <w:br/>
       <w:br/>
     </w:r>
